--- a/Workshops/Workshop 5 - LM with categorical predictors/W5_w_answers.docx
+++ b/Workshops/Workshop 5 - LM with categorical predictors/W5_w_answers.docx
@@ -95,7 +95,7 @@
         <w:t xml:space="preserve"> </w:t>
       </w:r>
       <w:r>
-        <w:t xml:space="preserve">2024-08-19</w:t>
+        <w:t xml:space="preserve">2024-09-02</w:t>
       </w:r>
     </w:p>
     <w:sdt>
@@ -331,7 +331,7 @@
       </w:r>
     </w:p>
     <w:bookmarkEnd w:id="21"/>
-    <w:bookmarkStart w:id="23" w:name="perform-exploratory-data-analysis"/>
+    <w:bookmarkStart w:id="29" w:name="perform-exploratory-data-analysis"/>
     <w:p>
       <w:pPr>
         <w:pStyle w:val="Heading1"/>
@@ -384,7 +384,7 @@
         <w:t xml:space="preserve">They ask you to resolve these issues but also to check for any other possible mistakes.</w:t>
       </w:r>
     </w:p>
-    <w:bookmarkStart w:id="22" w:name="question-set-one"/>
+    <w:bookmarkStart w:id="28" w:name="question-set-one"/>
     <w:p>
       <w:pPr>
         <w:pStyle w:val="Heading2"/>
@@ -570,9 +570,69 @@
         </w:rPr>
         <w:t xml:space="preserve"> weight))</w:t>
       </w:r>
-      <w:r>
-        <w:br/>
-      </w:r>
+    </w:p>
+    <w:p>
+      <w:pPr>
+        <w:pStyle w:val="SourceCode"/>
+      </w:pPr>
+      <w:r>
+        <w:rPr>
+          <w:rStyle w:val="VerbatimChar"/>
+        </w:rPr>
+        <w:t xml:space="preserve">## `stat_bin()` using `bins = 30`. Pick better value with `binwidth`.</w:t>
+      </w:r>
+    </w:p>
+    <w:p>
+      <w:pPr>
+        <w:pStyle w:val="FirstParagraph"/>
+      </w:pPr>
+      <w:r>
+        <w:drawing>
+          <wp:inline>
+            <wp:extent cx="4620126" cy="3696101"/>
+            <wp:effectExtent b="0" l="0" r="0" t="0"/>
+            <wp:docPr descr="" title="" id="23" name="Picture"/>
+            <a:graphic>
+              <a:graphicData uri="http://schemas.openxmlformats.org/drawingml/2006/picture">
+                <pic:pic>
+                  <pic:nvPicPr>
+                    <pic:cNvPr descr="W5_w_answers_files/figure-docx/unnamed-chunk-4-1.png" id="24" name="Picture"/>
+                    <pic:cNvPicPr>
+                      <a:picLocks noChangeArrowheads="1" noChangeAspect="1"/>
+                    </pic:cNvPicPr>
+                  </pic:nvPicPr>
+                  <pic:blipFill>
+                    <a:blip r:embed="rId22"/>
+                    <a:stretch>
+                      <a:fillRect/>
+                    </a:stretch>
+                  </pic:blipFill>
+                  <pic:spPr bwMode="auto">
+                    <a:xfrm>
+                      <a:off x="0" y="0"/>
+                      <a:ext cx="4620126" cy="3696101"/>
+                    </a:xfrm>
+                    <a:prstGeom prst="rect">
+                      <a:avLst/>
+                    </a:prstGeom>
+                    <a:noFill/>
+                    <a:ln w="9525">
+                      <a:noFill/>
+                      <a:headEnd/>
+                      <a:tailEnd/>
+                    </a:ln>
+                  </pic:spPr>
+                </pic:pic>
+              </a:graphicData>
+            </a:graphic>
+          </wp:inline>
+        </w:drawing>
+      </w:r>
+    </w:p>
+    <w:p>
+      <w:pPr>
+        <w:pStyle w:val="SourceCode"/>
+      </w:pPr>
       <w:r>
         <w:rPr>
           <w:rStyle w:val="CommentTok"/>
@@ -808,9 +868,67 @@
         <w:t xml:space="preserve"> weight))</w:t>
       </w:r>
     </w:p>
-    <w:bookmarkEnd w:id="22"/>
-    <w:bookmarkEnd w:id="23"/>
-    <w:bookmarkStart w:id="25" w:name="identify-any-hidden-assumptions"/>
+    <w:p>
+      <w:pPr>
+        <w:pStyle w:val="SourceCode"/>
+      </w:pPr>
+      <w:r>
+        <w:rPr>
+          <w:rStyle w:val="VerbatimChar"/>
+        </w:rPr>
+        <w:t xml:space="preserve">## `stat_bin()` using `bins = 30`. Pick better value with `binwidth`.</w:t>
+      </w:r>
+    </w:p>
+    <w:p>
+      <w:pPr>
+        <w:pStyle w:val="FirstParagraph"/>
+      </w:pPr>
+      <w:r>
+        <w:drawing>
+          <wp:inline>
+            <wp:extent cx="4620126" cy="3696101"/>
+            <wp:effectExtent b="0" l="0" r="0" t="0"/>
+            <wp:docPr descr="" title="" id="26" name="Picture"/>
+            <a:graphic>
+              <a:graphicData uri="http://schemas.openxmlformats.org/drawingml/2006/picture">
+                <pic:pic>
+                  <pic:nvPicPr>
+                    <pic:cNvPr descr="W5_w_answers_files/figure-docx/unnamed-chunk-4-2.png" id="27" name="Picture"/>
+                    <pic:cNvPicPr>
+                      <a:picLocks noChangeArrowheads="1" noChangeAspect="1"/>
+                    </pic:cNvPicPr>
+                  </pic:nvPicPr>
+                  <pic:blipFill>
+                    <a:blip r:embed="rId25"/>
+                    <a:stretch>
+                      <a:fillRect/>
+                    </a:stretch>
+                  </pic:blipFill>
+                  <pic:spPr bwMode="auto">
+                    <a:xfrm>
+                      <a:off x="0" y="0"/>
+                      <a:ext cx="4620126" cy="3696101"/>
+                    </a:xfrm>
+                    <a:prstGeom prst="rect">
+                      <a:avLst/>
+                    </a:prstGeom>
+                    <a:noFill/>
+                    <a:ln w="9525">
+                      <a:noFill/>
+                      <a:headEnd/>
+                      <a:tailEnd/>
+                    </a:ln>
+                  </pic:spPr>
+                </pic:pic>
+              </a:graphicData>
+            </a:graphic>
+          </wp:inline>
+        </w:drawing>
+      </w:r>
+    </w:p>
+    <w:bookmarkEnd w:id="28"/>
+    <w:bookmarkEnd w:id="29"/>
+    <w:bookmarkStart w:id="31" w:name="identify-any-hidden-assumptions"/>
     <w:p>
       <w:pPr>
         <w:pStyle w:val="Heading1"/>
@@ -827,7 +945,7 @@
         <w:t xml:space="preserve">Having resolved any data issues, it’s time to think more carefully about that data and identify any hidden assumptions.</w:t>
       </w:r>
     </w:p>
-    <w:bookmarkStart w:id="24" w:name="question-set-two"/>
+    <w:bookmarkStart w:id="30" w:name="question-set-two"/>
     <w:p>
       <w:pPr>
         <w:pStyle w:val="Heading2"/>
@@ -953,9 +1071,9 @@
         <w:t xml:space="preserve"># The annoying thing is that it could also be that mongoose don't impact rabbit weight. So finding no difference or small differences in weights can mean multiple things. Either there are mongoose on both islands, or mongoose don't affect rabbit weight.</w:t>
       </w:r>
     </w:p>
-    <w:bookmarkEnd w:id="24"/>
-    <w:bookmarkEnd w:id="25"/>
-    <w:bookmarkStart w:id="28" w:name="fit-an-appropriate-model."/>
+    <w:bookmarkEnd w:id="30"/>
+    <w:bookmarkEnd w:id="31"/>
+    <w:bookmarkStart w:id="34" w:name="fit-an-appropriate-model."/>
     <w:p>
       <w:pPr>
         <w:pStyle w:val="Heading1"/>
@@ -1372,7 +1490,7 @@
         </m:sSub>
       </m:oMath>
     </w:p>
-    <w:bookmarkStart w:id="26" w:name="question-set-three"/>
+    <w:bookmarkStart w:id="32" w:name="question-set-three"/>
     <w:p>
       <w:pPr>
         <w:pStyle w:val="Heading2"/>
@@ -1678,8 +1796,8 @@
         <w:t xml:space="preserve">(rabbit_mod)</w:t>
       </w:r>
     </w:p>
-    <w:bookmarkEnd w:id="26"/>
-    <w:bookmarkStart w:id="27" w:name="question-set-four"/>
+    <w:bookmarkEnd w:id="32"/>
+    <w:bookmarkStart w:id="33" w:name="question-set-four"/>
     <w:p>
       <w:pPr>
         <w:pStyle w:val="Heading2"/>
@@ -2078,9 +2196,9 @@
         <w:t xml:space="preserve"># I.e. we identified before running the model that the mongoose variable might not be reliable, and we now find a tiny effect of mongoose on rabbit weight. So what should we take away from this? I'm not sure myself.</w:t>
       </w:r>
     </w:p>
-    <w:bookmarkEnd w:id="27"/>
-    <w:bookmarkEnd w:id="28"/>
-    <w:bookmarkStart w:id="29" w:name="X70c9cd397ed02d7f92f7a5b5373fc192834be0c"/>
+    <w:bookmarkEnd w:id="33"/>
+    <w:bookmarkEnd w:id="34"/>
+    <w:bookmarkStart w:id="35" w:name="X70c9cd397ed02d7f92f7a5b5373fc192834be0c"/>
     <w:p>
       <w:pPr>
         <w:pStyle w:val="Heading1"/>
@@ -2097,8 +2215,8 @@
         <w:t xml:space="preserve">We’ll cover this on Friday.</w:t>
       </w:r>
     </w:p>
-    <w:bookmarkEnd w:id="29"/>
-    <w:bookmarkStart w:id="35" w:name="summarise-the-results."/>
+    <w:bookmarkEnd w:id="35"/>
+    <w:bookmarkStart w:id="41" w:name="summarise-the-results."/>
     <w:p>
       <w:pPr>
         <w:pStyle w:val="Heading1"/>
@@ -2178,7 +2296,7 @@
         <w:t xml:space="preserve">Option 2: Create the prediction and figure yourself.</w:t>
       </w:r>
     </w:p>
-    <w:bookmarkStart w:id="33" w:name="ggeffects"/>
+    <w:bookmarkStart w:id="39" w:name="ggeffects"/>
     <w:p>
       <w:pPr>
         <w:pStyle w:val="Heading2"/>
@@ -2326,1358 +2444,6 @@
           <w:rStyle w:val="NormalTok"/>
         </w:rPr>
         <w:t xml:space="preserve">(preds)</w:t>
-      </w:r>
-    </w:p>
-    <w:p>
-      <w:pPr>
-        <w:pStyle w:val="FirstParagraph"/>
-      </w:pPr>
-      <w:r>
-        <w:drawing>
-          <wp:inline>
-            <wp:extent cx="4620126" cy="3696101"/>
-            <wp:effectExtent b="0" l="0" r="0" t="0"/>
-            <wp:docPr descr="" title="" id="31" name="Picture"/>
-            <a:graphic>
-              <a:graphicData uri="http://schemas.openxmlformats.org/drawingml/2006/picture">
-                <pic:pic>
-                  <pic:nvPicPr>
-                    <pic:cNvPr descr="W5_w_answers_files/figure-docx/unnamed-chunk-20-1.png" id="32" name="Picture"/>
-                    <pic:cNvPicPr>
-                      <a:picLocks noChangeArrowheads="1" noChangeAspect="1"/>
-                    </pic:cNvPicPr>
-                  </pic:nvPicPr>
-                  <pic:blipFill>
-                    <a:blip r:embed="rId30"/>
-                    <a:stretch>
-                      <a:fillRect/>
-                    </a:stretch>
-                  </pic:blipFill>
-                  <pic:spPr bwMode="auto">
-                    <a:xfrm>
-                      <a:off x="0" y="0"/>
-                      <a:ext cx="4620126" cy="3696101"/>
-                    </a:xfrm>
-                    <a:prstGeom prst="rect">
-                      <a:avLst/>
-                    </a:prstGeom>
-                    <a:noFill/>
-                    <a:ln w="9525">
-                      <a:noFill/>
-                      <a:headEnd/>
-                      <a:tailEnd/>
-                    </a:ln>
-                  </pic:spPr>
-                </pic:pic>
-              </a:graphicData>
-            </a:graphic>
-          </wp:inline>
-        </w:drawing>
-      </w:r>
-    </w:p>
-    <w:p>
-      <w:pPr>
-        <w:pStyle w:val="BodyText"/>
-      </w:pPr>
-      <w:r>
-        <w:t xml:space="preserve">Just like last week, we get a figure quickly and easily that shows our model predictions.</w:t>
-      </w:r>
-    </w:p>
-    <w:bookmarkEnd w:id="33"/>
-    <w:bookmarkStart w:id="34" w:name="X7edb65d87e4270dc90baec660bef0aa39b5f258"/>
-    <w:p>
-      <w:pPr>
-        <w:pStyle w:val="Heading2"/>
-      </w:pPr>
-      <w:r>
-        <w:t xml:space="preserve">Create the prediction and figure yourself.</w:t>
-      </w:r>
-    </w:p>
-    <w:p>
-      <w:pPr>
-        <w:pStyle w:val="FirstParagraph"/>
-      </w:pPr>
-      <w:r>
-        <w:t xml:space="preserve">We can also, broadly, repeat the process we used last week, with only a few minor tweaks to account for the different type of explanatory varibale (from continuous to categorical).</w:t>
-      </w:r>
-    </w:p>
-    <w:p>
-      <w:pPr>
-        <w:pStyle w:val="BodyText"/>
-      </w:pPr>
-      <w:r>
-        <w:t xml:space="preserve">For starters, when we make our</w:t>
-      </w:r>
-      <w:r>
-        <w:t xml:space="preserve"> </w:t>
-      </w:r>
-      <w:r>
-        <w:rPr>
-          <w:iCs/>
-          <w:i/>
-        </w:rPr>
-        <w:t xml:space="preserve">fake</w:t>
-      </w:r>
-      <w:r>
-        <w:t xml:space="preserve"> </w:t>
-      </w:r>
-      <w:r>
-        <w:t xml:space="preserve">dataset, the values of</w:t>
-      </w:r>
-      <w:r>
-        <w:t xml:space="preserve"> </w:t>
-      </w:r>
-      <w:r>
-        <w:rPr>
-          <w:rStyle w:val="VerbatimChar"/>
-        </w:rPr>
-        <w:t xml:space="preserve">mongoose</w:t>
-      </w:r>
-      <w:r>
-        <w:t xml:space="preserve"> </w:t>
-      </w:r>
-      <w:r>
-        <w:t xml:space="preserve">need to only be</w:t>
-      </w:r>
-      <w:r>
-        <w:t xml:space="preserve"> </w:t>
-      </w:r>
-      <w:r>
-        <w:rPr>
-          <w:rStyle w:val="VerbatimChar"/>
-        </w:rPr>
-        <w:t xml:space="preserve">Present</w:t>
-      </w:r>
-      <w:r>
-        <w:t xml:space="preserve"> </w:t>
-      </w:r>
-      <w:r>
-        <w:t xml:space="preserve">or</w:t>
-      </w:r>
-      <w:r>
-        <w:t xml:space="preserve"> </w:t>
-      </w:r>
-      <w:r>
-        <w:rPr>
-          <w:rStyle w:val="VerbatimChar"/>
-        </w:rPr>
-        <w:t xml:space="preserve">Absent</w:t>
-      </w:r>
-      <w:r>
-        <w:t xml:space="preserve"> </w:t>
-      </w:r>
-      <w:r>
-        <w:t xml:space="preserve">(just like in our actual dataset). We don’t need to create a range of values to predict over this time. To create our</w:t>
-      </w:r>
-      <w:r>
-        <w:t xml:space="preserve"> </w:t>
-      </w:r>
-      <w:r>
-        <w:rPr>
-          <w:rStyle w:val="VerbatimChar"/>
-        </w:rPr>
-        <w:t xml:space="preserve">mongoose</w:t>
-      </w:r>
-      <w:r>
-        <w:t xml:space="preserve"> </w:t>
-      </w:r>
-      <w:r>
-        <w:t xml:space="preserve">variable, we can either use</w:t>
-      </w:r>
-      <w:r>
-        <w:t xml:space="preserve"> </w:t>
-      </w:r>
-      <w:r>
-        <w:rPr>
-          <w:rStyle w:val="VerbatimChar"/>
-        </w:rPr>
-        <w:t xml:space="preserve">c("Absent", "Present")</w:t>
-      </w:r>
-      <w:r>
-        <w:t xml:space="preserve"> </w:t>
-      </w:r>
-      <w:r>
-        <w:t xml:space="preserve">or we can use the</w:t>
-      </w:r>
-      <w:r>
-        <w:t xml:space="preserve"> </w:t>
-      </w:r>
-      <w:r>
-        <w:rPr>
-          <w:rStyle w:val="VerbatimChar"/>
-        </w:rPr>
-        <w:t xml:space="preserve">unique()</w:t>
-      </w:r>
-      <w:r>
-        <w:t xml:space="preserve"> </w:t>
-      </w:r>
-      <w:r>
-        <w:t xml:space="preserve">function that you may have used in the very first Workshop.</w:t>
-      </w:r>
-      <w:r>
-        <w:t xml:space="preserve"> </w:t>
-      </w:r>
-      <w:r>
-        <w:rPr>
-          <w:rStyle w:val="VerbatimChar"/>
-        </w:rPr>
-        <w:t xml:space="preserve">unique()</w:t>
-      </w:r>
-      <w:r>
-        <w:t xml:space="preserve"> </w:t>
-      </w:r>
-      <w:r>
-        <w:t xml:space="preserve">will return all unique values within a column of data, so</w:t>
-      </w:r>
-      <w:r>
-        <w:t xml:space="preserve"> </w:t>
-      </w:r>
-      <w:r>
-        <w:rPr>
-          <w:rStyle w:val="VerbatimChar"/>
-        </w:rPr>
-        <w:t xml:space="preserve">unique(rabbit$mongoose)</w:t>
-      </w:r>
-      <w:r>
-        <w:t xml:space="preserve">, will also return</w:t>
-      </w:r>
-      <w:r>
-        <w:t xml:space="preserve"> </w:t>
-      </w:r>
-      <w:r>
-        <w:rPr>
-          <w:rStyle w:val="VerbatimChar"/>
-        </w:rPr>
-        <w:t xml:space="preserve">"Absent"</w:t>
-      </w:r>
-      <w:r>
-        <w:t xml:space="preserve"> </w:t>
-      </w:r>
-      <w:r>
-        <w:t xml:space="preserve">and</w:t>
-      </w:r>
-      <w:r>
-        <w:t xml:space="preserve"> </w:t>
-      </w:r>
-      <w:r>
-        <w:rPr>
-          <w:rStyle w:val="VerbatimChar"/>
-        </w:rPr>
-        <w:t xml:space="preserve">"Present"</w:t>
-      </w:r>
-      <w:r>
-        <w:t xml:space="preserve">. The benefit of using</w:t>
-      </w:r>
-      <w:r>
-        <w:t xml:space="preserve"> </w:t>
-      </w:r>
-      <w:r>
-        <w:rPr>
-          <w:rStyle w:val="VerbatimChar"/>
-        </w:rPr>
-        <w:t xml:space="preserve">unique()</w:t>
-      </w:r>
-      <w:r>
-        <w:t xml:space="preserve"> </w:t>
-      </w:r>
-      <w:r>
-        <w:t xml:space="preserve">is when we have categorical variables with many groups (or levels) and it becomes a real pain to write out all of the different groups.</w:t>
-      </w:r>
-    </w:p>
-    <w:p>
-      <w:pPr>
-        <w:pStyle w:val="BodyText"/>
-      </w:pPr>
-      <w:r>
-        <w:t xml:space="preserve">Let’s use</w:t>
-      </w:r>
-      <w:r>
-        <w:t xml:space="preserve"> </w:t>
-      </w:r>
-      <w:r>
-        <w:rPr>
-          <w:rStyle w:val="VerbatimChar"/>
-        </w:rPr>
-        <w:t xml:space="preserve">unique()</w:t>
-      </w:r>
-      <w:r>
-        <w:t xml:space="preserve"> </w:t>
-      </w:r>
-      <w:r>
-        <w:t xml:space="preserve">now to create our fake dataset to predict from:</w:t>
-      </w:r>
-    </w:p>
-    <w:p>
-      <w:pPr>
-        <w:pStyle w:val="SourceCode"/>
-      </w:pPr>
-      <w:r>
-        <w:rPr>
-          <w:rStyle w:val="NormalTok"/>
-        </w:rPr>
-        <w:t xml:space="preserve">fake </w:t>
-      </w:r>
-      <w:r>
-        <w:rPr>
-          <w:rStyle w:val="OtherTok"/>
-        </w:rPr>
-        <w:t xml:space="preserve">&lt;-</w:t>
-      </w:r>
-      <w:r>
-        <w:rPr>
-          <w:rStyle w:val="NormalTok"/>
-        </w:rPr>
-        <w:t xml:space="preserve"> </w:t>
-      </w:r>
-      <w:r>
-        <w:rPr>
-          <w:rStyle w:val="FunctionTok"/>
-        </w:rPr>
-        <w:t xml:space="preserve">data.frame</w:t>
-      </w:r>
-      <w:r>
-        <w:rPr>
-          <w:rStyle w:val="NormalTok"/>
-        </w:rPr>
-        <w:t xml:space="preserve">(</w:t>
-      </w:r>
-      <w:r>
-        <w:br/>
-      </w:r>
-      <w:r>
-        <w:rPr>
-          <w:rStyle w:val="NormalTok"/>
-        </w:rPr>
-        <w:t xml:space="preserve">  </w:t>
-      </w:r>
-      <w:r>
-        <w:rPr>
-          <w:rStyle w:val="AttributeTok"/>
-        </w:rPr>
-        <w:t xml:space="preserve">mongoose =</w:t>
-      </w:r>
-      <w:r>
-        <w:rPr>
-          <w:rStyle w:val="NormalTok"/>
-        </w:rPr>
-        <w:t xml:space="preserve"> </w:t>
-      </w:r>
-      <w:r>
-        <w:rPr>
-          <w:rStyle w:val="FunctionTok"/>
-        </w:rPr>
-        <w:t xml:space="preserve">unique</w:t>
-      </w:r>
-      <w:r>
-        <w:rPr>
-          <w:rStyle w:val="NormalTok"/>
-        </w:rPr>
-        <w:t xml:space="preserve">(rabbit</w:t>
-      </w:r>
-      <w:r>
-        <w:rPr>
-          <w:rStyle w:val="SpecialCharTok"/>
-        </w:rPr>
-        <w:t xml:space="preserve">$</w:t>
-      </w:r>
-      <w:r>
-        <w:rPr>
-          <w:rStyle w:val="NormalTok"/>
-        </w:rPr>
-        <w:t xml:space="preserve">mongoose)</w:t>
-      </w:r>
-      <w:r>
-        <w:br/>
-      </w:r>
-      <w:r>
-        <w:rPr>
-          <w:rStyle w:val="NormalTok"/>
-        </w:rPr>
-        <w:t xml:space="preserve">)</w:t>
-      </w:r>
-      <w:r>
-        <w:br/>
-      </w:r>
-      <w:r>
-        <w:rPr>
-          <w:rStyle w:val="NormalTok"/>
-        </w:rPr>
-        <w:t xml:space="preserve">fake</w:t>
-      </w:r>
-    </w:p>
-    <w:p>
-      <w:pPr>
-        <w:pStyle w:val="FirstParagraph"/>
-      </w:pPr>
-      <w:r>
-        <w:t xml:space="preserve">Giving us a very simple dataset with just</w:t>
-      </w:r>
-      <w:r>
-        <w:t xml:space="preserve"> </w:t>
-      </w:r>
-      <w:r>
-        <w:rPr>
-          <w:rStyle w:val="VerbatimChar"/>
-        </w:rPr>
-        <w:t xml:space="preserve">mongoose</w:t>
-      </w:r>
-      <w:r>
-        <w:t xml:space="preserve"> </w:t>
-      </w:r>
-      <w:r>
-        <w:t xml:space="preserve">and two rows. One for</w:t>
-      </w:r>
-      <w:r>
-        <w:t xml:space="preserve"> </w:t>
-      </w:r>
-      <w:r>
-        <w:rPr>
-          <w:rStyle w:val="VerbatimChar"/>
-        </w:rPr>
-        <w:t xml:space="preserve">Absent</w:t>
-      </w:r>
-      <w:r>
-        <w:t xml:space="preserve"> </w:t>
-      </w:r>
-      <w:r>
-        <w:t xml:space="preserve">and one for</w:t>
-      </w:r>
-      <w:r>
-        <w:t xml:space="preserve"> </w:t>
-      </w:r>
-      <w:r>
-        <w:rPr>
-          <w:rStyle w:val="VerbatimChar"/>
-        </w:rPr>
-        <w:t xml:space="preserve">Present</w:t>
-      </w:r>
-      <w:r>
-        <w:t xml:space="preserve">.</w:t>
-      </w:r>
-    </w:p>
-    <w:p>
-      <w:pPr>
-        <w:pStyle w:val="BodyText"/>
-      </w:pPr>
-      <w:r>
-        <w:t xml:space="preserve">Last week we used our</w:t>
-      </w:r>
-      <w:r>
-        <w:t xml:space="preserve"> </w:t>
-      </w:r>
-      <w:r>
-        <w:rPr>
-          <w:rStyle w:val="VerbatimChar"/>
-        </w:rPr>
-        <w:t xml:space="preserve">fake</w:t>
-      </w:r>
-      <w:r>
-        <w:t xml:space="preserve"> </w:t>
-      </w:r>
-      <w:r>
-        <w:t xml:space="preserve">dataset to only make a prediction for the</w:t>
-      </w:r>
-      <w:r>
-        <w:t xml:space="preserve"> </w:t>
-      </w:r>
-      <w:r>
-        <w:t xml:space="preserve">“</w:t>
-      </w:r>
-      <w:r>
-        <w:t xml:space="preserve">mean fit</w:t>
-      </w:r>
-      <w:r>
-        <w:t xml:space="preserve">”</w:t>
-      </w:r>
-      <w:r>
-        <w:t xml:space="preserve"> </w:t>
-      </w:r>
-      <w:r>
-        <w:t xml:space="preserve">(i.e. predicted boto length). This week we’re also going to include uncertainty, specifically, we’re going to also include 95% confidence intervals.</w:t>
-      </w:r>
-    </w:p>
-    <w:p>
-      <w:pPr>
-        <w:pStyle w:val="BodyText"/>
-      </w:pPr>
-      <w:r>
-        <w:t xml:space="preserve">To do so, we need to add in some additional steps. For starters, because</w:t>
-      </w:r>
-      <w:r>
-        <w:t xml:space="preserve"> </w:t>
-      </w:r>
-      <w:r>
-        <w:rPr>
-          <w:rStyle w:val="VerbatimChar"/>
-        </w:rPr>
-        <w:t xml:space="preserve">predict()</w:t>
-      </w:r>
-      <w:r>
-        <w:t xml:space="preserve"> </w:t>
-      </w:r>
-      <w:r>
-        <w:t xml:space="preserve">is going to give us both the</w:t>
-      </w:r>
-      <w:r>
-        <w:t xml:space="preserve"> </w:t>
-      </w:r>
-      <w:r>
-        <w:rPr>
-          <w:rStyle w:val="VerbatimChar"/>
-        </w:rPr>
-        <w:t xml:space="preserve">fit</w:t>
-      </w:r>
-      <w:r>
-        <w:t xml:space="preserve"> </w:t>
-      </w:r>
-      <w:r>
-        <w:t xml:space="preserve">(i.e. predicted rabbit weight), but also</w:t>
-      </w:r>
-      <w:r>
-        <w:t xml:space="preserve"> </w:t>
-      </w:r>
-      <w:r>
-        <w:rPr>
-          <w:rStyle w:val="VerbatimChar"/>
-        </w:rPr>
-        <w:t xml:space="preserve">se.fit</w:t>
-      </w:r>
-      <w:r>
-        <w:t xml:space="preserve"> </w:t>
-      </w:r>
-      <w:r>
-        <w:t xml:space="preserve">(i.e. the standard error for the fit), we can’t immediately add this to our</w:t>
-      </w:r>
-      <w:r>
-        <w:t xml:space="preserve"> </w:t>
-      </w:r>
-      <w:r>
-        <w:rPr>
-          <w:rStyle w:val="VerbatimChar"/>
-        </w:rPr>
-        <w:t xml:space="preserve">fake</w:t>
-      </w:r>
-      <w:r>
-        <w:t xml:space="preserve"> </w:t>
-      </w:r>
-      <w:r>
-        <w:t xml:space="preserve">dataset.</w:t>
-      </w:r>
-    </w:p>
-    <w:p>
-      <w:pPr>
-        <w:pStyle w:val="BodyText"/>
-      </w:pPr>
-      <w:r>
-        <w:t xml:space="preserve">Instead, we’ll just put the output from</w:t>
-      </w:r>
-      <w:r>
-        <w:t xml:space="preserve"> </w:t>
-      </w:r>
-      <w:r>
-        <w:rPr>
-          <w:rStyle w:val="VerbatimChar"/>
-        </w:rPr>
-        <w:t xml:space="preserve">predict()</w:t>
-      </w:r>
-      <w:r>
-        <w:t xml:space="preserve"> </w:t>
-      </w:r>
-      <w:r>
-        <w:t xml:space="preserve">into a temporary dataset, which we’ll arbitrarily call</w:t>
-      </w:r>
-      <w:r>
-        <w:t xml:space="preserve"> </w:t>
-      </w:r>
-      <w:r>
-        <w:rPr>
-          <w:rStyle w:val="VerbatimChar"/>
-        </w:rPr>
-        <w:t xml:space="preserve">preds</w:t>
-      </w:r>
-      <w:r>
-        <w:t xml:space="preserve">:</w:t>
-      </w:r>
-    </w:p>
-    <w:p>
-      <w:pPr>
-        <w:pStyle w:val="SourceCode"/>
-      </w:pPr>
-      <w:r>
-        <w:rPr>
-          <w:rStyle w:val="NormalTok"/>
-        </w:rPr>
-        <w:t xml:space="preserve">preds </w:t>
-      </w:r>
-      <w:r>
-        <w:rPr>
-          <w:rStyle w:val="OtherTok"/>
-        </w:rPr>
-        <w:t xml:space="preserve">&lt;-</w:t>
-      </w:r>
-      <w:r>
-        <w:rPr>
-          <w:rStyle w:val="NormalTok"/>
-        </w:rPr>
-        <w:t xml:space="preserve"> </w:t>
-      </w:r>
-      <w:r>
-        <w:rPr>
-          <w:rStyle w:val="FunctionTok"/>
-        </w:rPr>
-        <w:t xml:space="preserve">predict</w:t>
-      </w:r>
-      <w:r>
-        <w:rPr>
-          <w:rStyle w:val="NormalTok"/>
-        </w:rPr>
-        <w:t xml:space="preserve">(rabbit_mod, </w:t>
-      </w:r>
-      <w:r>
-        <w:rPr>
-          <w:rStyle w:val="AttributeTok"/>
-        </w:rPr>
-        <w:t xml:space="preserve">newdata =</w:t>
-      </w:r>
-      <w:r>
-        <w:rPr>
-          <w:rStyle w:val="NormalTok"/>
-        </w:rPr>
-        <w:t xml:space="preserve"> fake, </w:t>
-      </w:r>
-      <w:r>
-        <w:rPr>
-          <w:rStyle w:val="AttributeTok"/>
-        </w:rPr>
-        <w:t xml:space="preserve">se.fit =</w:t>
-      </w:r>
-      <w:r>
-        <w:rPr>
-          <w:rStyle w:val="NormalTok"/>
-        </w:rPr>
-        <w:t xml:space="preserve"> </w:t>
-      </w:r>
-      <w:r>
-        <w:rPr>
-          <w:rStyle w:val="ConstantTok"/>
-        </w:rPr>
-        <w:t xml:space="preserve">TRUE</w:t>
-      </w:r>
-      <w:r>
-        <w:rPr>
-          <w:rStyle w:val="NormalTok"/>
-        </w:rPr>
-        <w:t xml:space="preserve">)</w:t>
-      </w:r>
-    </w:p>
-    <w:p>
-      <w:pPr>
-        <w:pStyle w:val="FirstParagraph"/>
-      </w:pPr>
-      <w:r>
-        <w:t xml:space="preserve">The next part is the same as last week, just with an extra step. We can just go into the</w:t>
-      </w:r>
-      <w:r>
-        <w:t xml:space="preserve"> </w:t>
-      </w:r>
-      <w:r>
-        <w:rPr>
-          <w:rStyle w:val="VerbatimChar"/>
-        </w:rPr>
-        <w:t xml:space="preserve">preds</w:t>
-      </w:r>
-      <w:r>
-        <w:t xml:space="preserve"> </w:t>
-      </w:r>
-      <w:r>
-        <w:t xml:space="preserve">object and extract</w:t>
-      </w:r>
-      <w:r>
-        <w:t xml:space="preserve"> </w:t>
-      </w:r>
-      <w:r>
-        <w:rPr>
-          <w:rStyle w:val="VerbatimChar"/>
-        </w:rPr>
-        <w:t xml:space="preserve">$fit</w:t>
-      </w:r>
-      <w:r>
-        <w:t xml:space="preserve">, and include this in our</w:t>
-      </w:r>
-      <w:r>
-        <w:t xml:space="preserve"> </w:t>
-      </w:r>
-      <w:r>
-        <w:rPr>
-          <w:rStyle w:val="VerbatimChar"/>
-        </w:rPr>
-        <w:t xml:space="preserve">fake</w:t>
-      </w:r>
-      <w:r>
-        <w:t xml:space="preserve"> </w:t>
-      </w:r>
-      <w:r>
-        <w:t xml:space="preserve">dataset:</w:t>
-      </w:r>
-    </w:p>
-    <w:p>
-      <w:pPr>
-        <w:pStyle w:val="SourceCode"/>
-      </w:pPr>
-      <w:r>
-        <w:rPr>
-          <w:rStyle w:val="NormalTok"/>
-        </w:rPr>
-        <w:t xml:space="preserve">fake</w:t>
-      </w:r>
-      <w:r>
-        <w:rPr>
-          <w:rStyle w:val="SpecialCharTok"/>
-        </w:rPr>
-        <w:t xml:space="preserve">$</w:t>
-      </w:r>
-      <w:r>
-        <w:rPr>
-          <w:rStyle w:val="NormalTok"/>
-        </w:rPr>
-        <w:t xml:space="preserve">fit </w:t>
-      </w:r>
-      <w:r>
-        <w:rPr>
-          <w:rStyle w:val="OtherTok"/>
-        </w:rPr>
-        <w:t xml:space="preserve">&lt;-</w:t>
-      </w:r>
-      <w:r>
-        <w:rPr>
-          <w:rStyle w:val="NormalTok"/>
-        </w:rPr>
-        <w:t xml:space="preserve"> preds</w:t>
-      </w:r>
-      <w:r>
-        <w:rPr>
-          <w:rStyle w:val="SpecialCharTok"/>
-        </w:rPr>
-        <w:t xml:space="preserve">$</w:t>
-      </w:r>
-      <w:r>
-        <w:rPr>
-          <w:rStyle w:val="NormalTok"/>
-        </w:rPr>
-        <w:t xml:space="preserve">fit</w:t>
-      </w:r>
-    </w:p>
-    <w:bookmarkEnd w:id="34"/>
-    <w:bookmarkEnd w:id="35"/>
-    <w:bookmarkStart w:id="39" w:name="confidence-intervals"/>
-    <w:p>
-      <w:pPr>
-        <w:pStyle w:val="Heading1"/>
-      </w:pPr>
-      <w:r>
-        <w:t xml:space="preserve">Confidence intervals</w:t>
-      </w:r>
-    </w:p>
-    <w:p>
-      <w:pPr>
-        <w:pStyle w:val="FirstParagraph"/>
-      </w:pPr>
-      <w:r>
-        <w:t xml:space="preserve">This next part is new. We’re going to use the standard error of the fit to calculate the 95% confidence intervals. If you need a reminder of what 95% CI are, then have a quick look at the lecture material.</w:t>
-      </w:r>
-    </w:p>
-    <w:p>
-      <w:pPr>
-        <w:pStyle w:val="BodyText"/>
-      </w:pPr>
-      <w:r>
-        <w:t xml:space="preserve">The important thing to remember is that 95% CI take the standard error, multiplied by 1.96, and either</w:t>
-      </w:r>
-      <w:r>
-        <w:t xml:space="preserve"> </w:t>
-      </w:r>
-      <w:r>
-        <w:rPr>
-          <w:iCs/>
-          <w:i/>
-        </w:rPr>
-        <w:t xml:space="preserve">subtract</w:t>
-      </w:r>
-      <w:r>
-        <w:t xml:space="preserve"> </w:t>
-      </w:r>
-      <w:r>
-        <w:t xml:space="preserve">this from</w:t>
-      </w:r>
-      <w:r>
-        <w:t xml:space="preserve"> </w:t>
-      </w:r>
-      <w:r>
-        <w:rPr>
-          <w:rStyle w:val="VerbatimChar"/>
-        </w:rPr>
-        <w:t xml:space="preserve">fit</w:t>
-      </w:r>
-      <w:r>
-        <w:t xml:space="preserve"> </w:t>
-      </w:r>
-      <w:r>
-        <w:t xml:space="preserve">to get our</w:t>
-      </w:r>
-      <w:r>
-        <w:t xml:space="preserve"> </w:t>
-      </w:r>
-      <w:r>
-        <w:rPr>
-          <w:iCs/>
-          <w:i/>
-        </w:rPr>
-        <w:t xml:space="preserve">lower</w:t>
-      </w:r>
-      <w:r>
-        <w:t xml:space="preserve"> </w:t>
-      </w:r>
-      <w:r>
-        <w:t xml:space="preserve">95% CI, or we</w:t>
-      </w:r>
-      <w:r>
-        <w:t xml:space="preserve"> </w:t>
-      </w:r>
-      <w:r>
-        <w:rPr>
-          <w:iCs/>
-          <w:i/>
-        </w:rPr>
-        <w:t xml:space="preserve">add</w:t>
-      </w:r>
-      <w:r>
-        <w:t xml:space="preserve"> </w:t>
-      </w:r>
-      <w:r>
-        <w:t xml:space="preserve">it to</w:t>
-      </w:r>
-      <w:r>
-        <w:t xml:space="preserve"> </w:t>
-      </w:r>
-      <w:r>
-        <w:rPr>
-          <w:rStyle w:val="VerbatimChar"/>
-        </w:rPr>
-        <w:t xml:space="preserve">fit</w:t>
-      </w:r>
-      <w:r>
-        <w:t xml:space="preserve"> </w:t>
-      </w:r>
-      <w:r>
-        <w:t xml:space="preserve">to get our</w:t>
-      </w:r>
-      <w:r>
-        <w:t xml:space="preserve"> </w:t>
-      </w:r>
-      <w:r>
-        <w:rPr>
-          <w:iCs/>
-          <w:i/>
-        </w:rPr>
-        <w:t xml:space="preserve">upper</w:t>
-      </w:r>
-      <w:r>
-        <w:t xml:space="preserve"> </w:t>
-      </w:r>
-      <w:r>
-        <w:t xml:space="preserve">95% CI. Here’s how we do that:</w:t>
-      </w:r>
-    </w:p>
-    <w:p>
-      <w:pPr>
-        <w:pStyle w:val="SourceCode"/>
-      </w:pPr>
-      <w:r>
-        <w:rPr>
-          <w:rStyle w:val="NormalTok"/>
-        </w:rPr>
-        <w:t xml:space="preserve">fake</w:t>
-      </w:r>
-      <w:r>
-        <w:rPr>
-          <w:rStyle w:val="SpecialCharTok"/>
-        </w:rPr>
-        <w:t xml:space="preserve">$</w:t>
-      </w:r>
-      <w:r>
-        <w:rPr>
-          <w:rStyle w:val="NormalTok"/>
-        </w:rPr>
-        <w:t xml:space="preserve">low95 </w:t>
-      </w:r>
-      <w:r>
-        <w:rPr>
-          <w:rStyle w:val="OtherTok"/>
-        </w:rPr>
-        <w:t xml:space="preserve">&lt;-</w:t>
-      </w:r>
-      <w:r>
-        <w:rPr>
-          <w:rStyle w:val="NormalTok"/>
-        </w:rPr>
-        <w:t xml:space="preserve"> preds</w:t>
-      </w:r>
-      <w:r>
-        <w:rPr>
-          <w:rStyle w:val="SpecialCharTok"/>
-        </w:rPr>
-        <w:t xml:space="preserve">$</w:t>
-      </w:r>
-      <w:r>
-        <w:rPr>
-          <w:rStyle w:val="NormalTok"/>
-        </w:rPr>
-        <w:t xml:space="preserve">fit </w:t>
-      </w:r>
-      <w:r>
-        <w:rPr>
-          <w:rStyle w:val="SpecialCharTok"/>
-        </w:rPr>
-        <w:t xml:space="preserve">-</w:t>
-      </w:r>
-      <w:r>
-        <w:rPr>
-          <w:rStyle w:val="NormalTok"/>
-        </w:rPr>
-        <w:t xml:space="preserve"> </w:t>
-      </w:r>
-      <w:r>
-        <w:rPr>
-          <w:rStyle w:val="FloatTok"/>
-        </w:rPr>
-        <w:t xml:space="preserve">1.96</w:t>
-      </w:r>
-      <w:r>
-        <w:rPr>
-          <w:rStyle w:val="NormalTok"/>
-        </w:rPr>
-        <w:t xml:space="preserve"> </w:t>
-      </w:r>
-      <w:r>
-        <w:rPr>
-          <w:rStyle w:val="SpecialCharTok"/>
-        </w:rPr>
-        <w:t xml:space="preserve">*</w:t>
-      </w:r>
-      <w:r>
-        <w:rPr>
-          <w:rStyle w:val="NormalTok"/>
-        </w:rPr>
-        <w:t xml:space="preserve"> preds</w:t>
-      </w:r>
-      <w:r>
-        <w:rPr>
-          <w:rStyle w:val="SpecialCharTok"/>
-        </w:rPr>
-        <w:t xml:space="preserve">$</w:t>
-      </w:r>
-      <w:r>
-        <w:rPr>
-          <w:rStyle w:val="NormalTok"/>
-        </w:rPr>
-        <w:t xml:space="preserve">se.fit</w:t>
-      </w:r>
-      <w:r>
-        <w:br/>
-      </w:r>
-      <w:r>
-        <w:rPr>
-          <w:rStyle w:val="NormalTok"/>
-        </w:rPr>
-        <w:t xml:space="preserve">fake</w:t>
-      </w:r>
-      <w:r>
-        <w:rPr>
-          <w:rStyle w:val="SpecialCharTok"/>
-        </w:rPr>
-        <w:t xml:space="preserve">$</w:t>
-      </w:r>
-      <w:r>
-        <w:rPr>
-          <w:rStyle w:val="NormalTok"/>
-        </w:rPr>
-        <w:t xml:space="preserve">upp95 </w:t>
-      </w:r>
-      <w:r>
-        <w:rPr>
-          <w:rStyle w:val="OtherTok"/>
-        </w:rPr>
-        <w:t xml:space="preserve">&lt;-</w:t>
-      </w:r>
-      <w:r>
-        <w:rPr>
-          <w:rStyle w:val="NormalTok"/>
-        </w:rPr>
-        <w:t xml:space="preserve"> preds</w:t>
-      </w:r>
-      <w:r>
-        <w:rPr>
-          <w:rStyle w:val="SpecialCharTok"/>
-        </w:rPr>
-        <w:t xml:space="preserve">$</w:t>
-      </w:r>
-      <w:r>
-        <w:rPr>
-          <w:rStyle w:val="NormalTok"/>
-        </w:rPr>
-        <w:t xml:space="preserve">fit </w:t>
-      </w:r>
-      <w:r>
-        <w:rPr>
-          <w:rStyle w:val="SpecialCharTok"/>
-        </w:rPr>
-        <w:t xml:space="preserve">+</w:t>
-      </w:r>
-      <w:r>
-        <w:rPr>
-          <w:rStyle w:val="NormalTok"/>
-        </w:rPr>
-        <w:t xml:space="preserve"> </w:t>
-      </w:r>
-      <w:r>
-        <w:rPr>
-          <w:rStyle w:val="FloatTok"/>
-        </w:rPr>
-        <w:t xml:space="preserve">1.96</w:t>
-      </w:r>
-      <w:r>
-        <w:rPr>
-          <w:rStyle w:val="NormalTok"/>
-        </w:rPr>
-        <w:t xml:space="preserve"> </w:t>
-      </w:r>
-      <w:r>
-        <w:rPr>
-          <w:rStyle w:val="SpecialCharTok"/>
-        </w:rPr>
-        <w:t xml:space="preserve">*</w:t>
-      </w:r>
-      <w:r>
-        <w:rPr>
-          <w:rStyle w:val="NormalTok"/>
-        </w:rPr>
-        <w:t xml:space="preserve"> preds</w:t>
-      </w:r>
-      <w:r>
-        <w:rPr>
-          <w:rStyle w:val="SpecialCharTok"/>
-        </w:rPr>
-        <w:t xml:space="preserve">$</w:t>
-      </w:r>
-      <w:r>
-        <w:rPr>
-          <w:rStyle w:val="NormalTok"/>
-        </w:rPr>
-        <w:t xml:space="preserve">se.fit</w:t>
-      </w:r>
-    </w:p>
-    <w:p>
-      <w:pPr>
-        <w:pStyle w:val="FirstParagraph"/>
-      </w:pPr>
-      <w:r>
-        <w:t xml:space="preserve">Now our</w:t>
-      </w:r>
-      <w:r>
-        <w:t xml:space="preserve"> </w:t>
-      </w:r>
-      <w:r>
-        <w:rPr>
-          <w:rStyle w:val="VerbatimChar"/>
-        </w:rPr>
-        <w:t xml:space="preserve">fake</w:t>
-      </w:r>
-      <w:r>
-        <w:t xml:space="preserve"> </w:t>
-      </w:r>
-      <w:r>
-        <w:t xml:space="preserve">dataset has all the values we need to do plot our results, using</w:t>
-      </w:r>
-      <w:r>
-        <w:t xml:space="preserve"> </w:t>
-      </w:r>
-      <w:r>
-        <w:rPr>
-          <w:rStyle w:val="VerbatimChar"/>
-        </w:rPr>
-        <w:t xml:space="preserve">geom_errorbar()</w:t>
-      </w:r>
-      <w:r>
-        <w:t xml:space="preserve"> </w:t>
-      </w:r>
-      <w:r>
-        <w:t xml:space="preserve">to add in the error bars to show our 95% CI:</w:t>
-      </w:r>
-    </w:p>
-    <w:p>
-      <w:pPr>
-        <w:pStyle w:val="SourceCode"/>
-      </w:pPr>
-      <w:r>
-        <w:rPr>
-          <w:rStyle w:val="FunctionTok"/>
-        </w:rPr>
-        <w:t xml:space="preserve">ggplot</w:t>
-      </w:r>
-      <w:r>
-        <w:rPr>
-          <w:rStyle w:val="NormalTok"/>
-        </w:rPr>
-        <w:t xml:space="preserve">(fake) </w:t>
-      </w:r>
-      <w:r>
-        <w:rPr>
-          <w:rStyle w:val="SpecialCharTok"/>
-        </w:rPr>
-        <w:t xml:space="preserve">+</w:t>
-      </w:r>
-      <w:r>
-        <w:br/>
-      </w:r>
-      <w:r>
-        <w:rPr>
-          <w:rStyle w:val="NormalTok"/>
-        </w:rPr>
-        <w:t xml:space="preserve">  </w:t>
-      </w:r>
-      <w:r>
-        <w:rPr>
-          <w:rStyle w:val="FunctionTok"/>
-        </w:rPr>
-        <w:t xml:space="preserve">geom_errorbar</w:t>
-      </w:r>
-      <w:r>
-        <w:rPr>
-          <w:rStyle w:val="NormalTok"/>
-        </w:rPr>
-        <w:t xml:space="preserve">(</w:t>
-      </w:r>
-      <w:r>
-        <w:rPr>
-          <w:rStyle w:val="FunctionTok"/>
-        </w:rPr>
-        <w:t xml:space="preserve">aes</w:t>
-      </w:r>
-      <w:r>
-        <w:rPr>
-          <w:rStyle w:val="NormalTok"/>
-        </w:rPr>
-        <w:t xml:space="preserve">(</w:t>
-      </w:r>
-      <w:r>
-        <w:rPr>
-          <w:rStyle w:val="AttributeTok"/>
-        </w:rPr>
-        <w:t xml:space="preserve">x =</w:t>
-      </w:r>
-      <w:r>
-        <w:rPr>
-          <w:rStyle w:val="NormalTok"/>
-        </w:rPr>
-        <w:t xml:space="preserve"> mongoose, </w:t>
-      </w:r>
-      <w:r>
-        <w:rPr>
-          <w:rStyle w:val="AttributeTok"/>
-        </w:rPr>
-        <w:t xml:space="preserve">ymin =</w:t>
-      </w:r>
-      <w:r>
-        <w:rPr>
-          <w:rStyle w:val="NormalTok"/>
-        </w:rPr>
-        <w:t xml:space="preserve"> low95, </w:t>
-      </w:r>
-      <w:r>
-        <w:rPr>
-          <w:rStyle w:val="AttributeTok"/>
-        </w:rPr>
-        <w:t xml:space="preserve">ymax =</w:t>
-      </w:r>
-      <w:r>
-        <w:rPr>
-          <w:rStyle w:val="NormalTok"/>
-        </w:rPr>
-        <w:t xml:space="preserve"> upp95)) </w:t>
-      </w:r>
-      <w:r>
-        <w:rPr>
-          <w:rStyle w:val="SpecialCharTok"/>
-        </w:rPr>
-        <w:t xml:space="preserve">+</w:t>
-      </w:r>
-      <w:r>
-        <w:br/>
-      </w:r>
-      <w:r>
-        <w:rPr>
-          <w:rStyle w:val="NormalTok"/>
-        </w:rPr>
-        <w:t xml:space="preserve">  </w:t>
-      </w:r>
-      <w:r>
-        <w:rPr>
-          <w:rStyle w:val="FunctionTok"/>
-        </w:rPr>
-        <w:t xml:space="preserve">geom_point</w:t>
-      </w:r>
-      <w:r>
-        <w:rPr>
-          <w:rStyle w:val="NormalTok"/>
-        </w:rPr>
-        <w:t xml:space="preserve">(</w:t>
-      </w:r>
-      <w:r>
-        <w:rPr>
-          <w:rStyle w:val="FunctionTok"/>
-        </w:rPr>
-        <w:t xml:space="preserve">aes</w:t>
-      </w:r>
-      <w:r>
-        <w:rPr>
-          <w:rStyle w:val="NormalTok"/>
-        </w:rPr>
-        <w:t xml:space="preserve">(</w:t>
-      </w:r>
-      <w:r>
-        <w:rPr>
-          <w:rStyle w:val="AttributeTok"/>
-        </w:rPr>
-        <w:t xml:space="preserve">x =</w:t>
-      </w:r>
-      <w:r>
-        <w:rPr>
-          <w:rStyle w:val="NormalTok"/>
-        </w:rPr>
-        <w:t xml:space="preserve"> mongoose, </w:t>
-      </w:r>
-      <w:r>
-        <w:rPr>
-          <w:rStyle w:val="AttributeTok"/>
-        </w:rPr>
-        <w:t xml:space="preserve">y =</w:t>
-      </w:r>
-      <w:r>
-        <w:rPr>
-          <w:rStyle w:val="NormalTok"/>
-        </w:rPr>
-        <w:t xml:space="preserve"> fit)) </w:t>
-      </w:r>
-      <w:r>
-        <w:rPr>
-          <w:rStyle w:val="SpecialCharTok"/>
-        </w:rPr>
-        <w:t xml:space="preserve">+</w:t>
-      </w:r>
-      <w:r>
-        <w:br/>
-      </w:r>
-      <w:r>
-        <w:rPr>
-          <w:rStyle w:val="NormalTok"/>
-        </w:rPr>
-        <w:t xml:space="preserve">  </w:t>
-      </w:r>
-      <w:r>
-        <w:rPr>
-          <w:rStyle w:val="FunctionTok"/>
-        </w:rPr>
-        <w:t xml:space="preserve">labs</w:t>
-      </w:r>
-      <w:r>
-        <w:rPr>
-          <w:rStyle w:val="NormalTok"/>
-        </w:rPr>
-        <w:t xml:space="preserve">(</w:t>
-      </w:r>
-      <w:r>
-        <w:rPr>
-          <w:rStyle w:val="AttributeTok"/>
-        </w:rPr>
-        <w:t xml:space="preserve">x =</w:t>
-      </w:r>
-      <w:r>
-        <w:rPr>
-          <w:rStyle w:val="NormalTok"/>
-        </w:rPr>
-        <w:t xml:space="preserve"> </w:t>
-      </w:r>
-      <w:r>
-        <w:rPr>
-          <w:rStyle w:val="StringTok"/>
-        </w:rPr>
-        <w:t xml:space="preserve">"Java mongoose"</w:t>
-      </w:r>
-      <w:r>
-        <w:rPr>
-          <w:rStyle w:val="NormalTok"/>
-        </w:rPr>
-        <w:t xml:space="preserve">,</w:t>
-      </w:r>
-      <w:r>
-        <w:br/>
-      </w:r>
-      <w:r>
-        <w:rPr>
-          <w:rStyle w:val="NormalTok"/>
-        </w:rPr>
-        <w:t xml:space="preserve">       </w:t>
-      </w:r>
-      <w:r>
-        <w:rPr>
-          <w:rStyle w:val="AttributeTok"/>
-        </w:rPr>
-        <w:t xml:space="preserve">y =</w:t>
-      </w:r>
-      <w:r>
-        <w:rPr>
-          <w:rStyle w:val="NormalTok"/>
-        </w:rPr>
-        <w:t xml:space="preserve"> </w:t>
-      </w:r>
-      <w:r>
-        <w:rPr>
-          <w:rStyle w:val="StringTok"/>
-        </w:rPr>
-        <w:t xml:space="preserve">"Predicted weight of rabbits (g)"</w:t>
-      </w:r>
-      <w:r>
-        <w:rPr>
-          <w:rStyle w:val="NormalTok"/>
-        </w:rPr>
-        <w:t xml:space="preserve">) </w:t>
-      </w:r>
-      <w:r>
-        <w:rPr>
-          <w:rStyle w:val="SpecialCharTok"/>
-        </w:rPr>
-        <w:t xml:space="preserve">+</w:t>
-      </w:r>
-      <w:r>
-        <w:br/>
-      </w:r>
-      <w:r>
-        <w:rPr>
-          <w:rStyle w:val="NormalTok"/>
-        </w:rPr>
-        <w:t xml:space="preserve">  </w:t>
-      </w:r>
-      <w:r>
-        <w:rPr>
-          <w:rStyle w:val="FunctionTok"/>
-        </w:rPr>
-        <w:t xml:space="preserve">theme_minimal</w:t>
-      </w:r>
-      <w:r>
-        <w:rPr>
-          <w:rStyle w:val="NormalTok"/>
-        </w:rPr>
-        <w:t xml:space="preserve">()</w:t>
       </w:r>
     </w:p>
     <w:p>
@@ -3694,7 +2460,7 @@
               <a:graphicData uri="http://schemas.openxmlformats.org/drawingml/2006/picture">
                 <pic:pic>
                   <pic:nvPicPr>
-                    <pic:cNvPr descr="W5_w_answers_files/figure-docx/unnamed-chunk-25-1.png" id="38" name="Picture"/>
+                    <pic:cNvPr descr="W5_w_answers_files/figure-docx/unnamed-chunk-20-1.png" id="38" name="Picture"/>
                     <pic:cNvPicPr>
                       <a:picLocks noChangeArrowheads="1" noChangeAspect="1"/>
                     </pic:cNvPicPr>
@@ -3727,13 +2493,1365 @@
         </w:drawing>
       </w:r>
     </w:p>
+    <w:p>
+      <w:pPr>
+        <w:pStyle w:val="BodyText"/>
+      </w:pPr>
+      <w:r>
+        <w:t xml:space="preserve">Just like last week, we get a figure quickly and easily that shows our model predictions.</w:t>
+      </w:r>
+    </w:p>
     <w:bookmarkEnd w:id="39"/>
-    <w:bookmarkStart w:id="41" w:name="the-full-workflow"/>
+    <w:bookmarkStart w:id="40" w:name="X7edb65d87e4270dc90baec660bef0aa39b5f258"/>
+    <w:p>
+      <w:pPr>
+        <w:pStyle w:val="Heading2"/>
+      </w:pPr>
+      <w:r>
+        <w:t xml:space="preserve">Create the prediction and figure yourself.</w:t>
+      </w:r>
+    </w:p>
+    <w:p>
+      <w:pPr>
+        <w:pStyle w:val="FirstParagraph"/>
+      </w:pPr>
+      <w:r>
+        <w:t xml:space="preserve">We can also, broadly, repeat the process we used last week, with only a few minor tweaks to account for the different type of explanatory varibale (from continuous to categorical).</w:t>
+      </w:r>
+    </w:p>
+    <w:p>
+      <w:pPr>
+        <w:pStyle w:val="BodyText"/>
+      </w:pPr>
+      <w:r>
+        <w:t xml:space="preserve">For starters, when we make our</w:t>
+      </w:r>
+      <w:r>
+        <w:t xml:space="preserve"> </w:t>
+      </w:r>
+      <w:r>
+        <w:rPr>
+          <w:iCs/>
+          <w:i/>
+        </w:rPr>
+        <w:t xml:space="preserve">fake</w:t>
+      </w:r>
+      <w:r>
+        <w:t xml:space="preserve"> </w:t>
+      </w:r>
+      <w:r>
+        <w:t xml:space="preserve">dataset, the values of</w:t>
+      </w:r>
+      <w:r>
+        <w:t xml:space="preserve"> </w:t>
+      </w:r>
+      <w:r>
+        <w:rPr>
+          <w:rStyle w:val="VerbatimChar"/>
+        </w:rPr>
+        <w:t xml:space="preserve">mongoose</w:t>
+      </w:r>
+      <w:r>
+        <w:t xml:space="preserve"> </w:t>
+      </w:r>
+      <w:r>
+        <w:t xml:space="preserve">need to only be</w:t>
+      </w:r>
+      <w:r>
+        <w:t xml:space="preserve"> </w:t>
+      </w:r>
+      <w:r>
+        <w:rPr>
+          <w:rStyle w:val="VerbatimChar"/>
+        </w:rPr>
+        <w:t xml:space="preserve">Present</w:t>
+      </w:r>
+      <w:r>
+        <w:t xml:space="preserve"> </w:t>
+      </w:r>
+      <w:r>
+        <w:t xml:space="preserve">or</w:t>
+      </w:r>
+      <w:r>
+        <w:t xml:space="preserve"> </w:t>
+      </w:r>
+      <w:r>
+        <w:rPr>
+          <w:rStyle w:val="VerbatimChar"/>
+        </w:rPr>
+        <w:t xml:space="preserve">Absent</w:t>
+      </w:r>
+      <w:r>
+        <w:t xml:space="preserve"> </w:t>
+      </w:r>
+      <w:r>
+        <w:t xml:space="preserve">(just like in our actual dataset). We don’t need to create a range of values to predict over this time. To create our</w:t>
+      </w:r>
+      <w:r>
+        <w:t xml:space="preserve"> </w:t>
+      </w:r>
+      <w:r>
+        <w:rPr>
+          <w:rStyle w:val="VerbatimChar"/>
+        </w:rPr>
+        <w:t xml:space="preserve">mongoose</w:t>
+      </w:r>
+      <w:r>
+        <w:t xml:space="preserve"> </w:t>
+      </w:r>
+      <w:r>
+        <w:t xml:space="preserve">variable, we can either use</w:t>
+      </w:r>
+      <w:r>
+        <w:t xml:space="preserve"> </w:t>
+      </w:r>
+      <w:r>
+        <w:rPr>
+          <w:rStyle w:val="VerbatimChar"/>
+        </w:rPr>
+        <w:t xml:space="preserve">c("Absent", "Present")</w:t>
+      </w:r>
+      <w:r>
+        <w:t xml:space="preserve"> </w:t>
+      </w:r>
+      <w:r>
+        <w:t xml:space="preserve">or we can use the</w:t>
+      </w:r>
+      <w:r>
+        <w:t xml:space="preserve"> </w:t>
+      </w:r>
+      <w:r>
+        <w:rPr>
+          <w:rStyle w:val="VerbatimChar"/>
+        </w:rPr>
+        <w:t xml:space="preserve">unique()</w:t>
+      </w:r>
+      <w:r>
+        <w:t xml:space="preserve"> </w:t>
+      </w:r>
+      <w:r>
+        <w:t xml:space="preserve">function that you may have used in the very first Workshop.</w:t>
+      </w:r>
+      <w:r>
+        <w:t xml:space="preserve"> </w:t>
+      </w:r>
+      <w:r>
+        <w:rPr>
+          <w:rStyle w:val="VerbatimChar"/>
+        </w:rPr>
+        <w:t xml:space="preserve">unique()</w:t>
+      </w:r>
+      <w:r>
+        <w:t xml:space="preserve"> </w:t>
+      </w:r>
+      <w:r>
+        <w:t xml:space="preserve">will return all unique values within a column of data, so</w:t>
+      </w:r>
+      <w:r>
+        <w:t xml:space="preserve"> </w:t>
+      </w:r>
+      <w:r>
+        <w:rPr>
+          <w:rStyle w:val="VerbatimChar"/>
+        </w:rPr>
+        <w:t xml:space="preserve">unique(rabbit$mongoose)</w:t>
+      </w:r>
+      <w:r>
+        <w:t xml:space="preserve">, will also return</w:t>
+      </w:r>
+      <w:r>
+        <w:t xml:space="preserve"> </w:t>
+      </w:r>
+      <w:r>
+        <w:rPr>
+          <w:rStyle w:val="VerbatimChar"/>
+        </w:rPr>
+        <w:t xml:space="preserve">"Absent"</w:t>
+      </w:r>
+      <w:r>
+        <w:t xml:space="preserve"> </w:t>
+      </w:r>
+      <w:r>
+        <w:t xml:space="preserve">and</w:t>
+      </w:r>
+      <w:r>
+        <w:t xml:space="preserve"> </w:t>
+      </w:r>
+      <w:r>
+        <w:rPr>
+          <w:rStyle w:val="VerbatimChar"/>
+        </w:rPr>
+        <w:t xml:space="preserve">"Present"</w:t>
+      </w:r>
+      <w:r>
+        <w:t xml:space="preserve">. The benefit of using</w:t>
+      </w:r>
+      <w:r>
+        <w:t xml:space="preserve"> </w:t>
+      </w:r>
+      <w:r>
+        <w:rPr>
+          <w:rStyle w:val="VerbatimChar"/>
+        </w:rPr>
+        <w:t xml:space="preserve">unique()</w:t>
+      </w:r>
+      <w:r>
+        <w:t xml:space="preserve"> </w:t>
+      </w:r>
+      <w:r>
+        <w:t xml:space="preserve">is when we have categorical variables with many groups (or levels) and it becomes a real pain to write out all of the different groups.</w:t>
+      </w:r>
+    </w:p>
+    <w:p>
+      <w:pPr>
+        <w:pStyle w:val="BodyText"/>
+      </w:pPr>
+      <w:r>
+        <w:t xml:space="preserve">Let’s use</w:t>
+      </w:r>
+      <w:r>
+        <w:t xml:space="preserve"> </w:t>
+      </w:r>
+      <w:r>
+        <w:rPr>
+          <w:rStyle w:val="VerbatimChar"/>
+        </w:rPr>
+        <w:t xml:space="preserve">unique()</w:t>
+      </w:r>
+      <w:r>
+        <w:t xml:space="preserve"> </w:t>
+      </w:r>
+      <w:r>
+        <w:t xml:space="preserve">now to create our fake dataset to predict from:</w:t>
+      </w:r>
+    </w:p>
+    <w:p>
+      <w:pPr>
+        <w:pStyle w:val="SourceCode"/>
+      </w:pPr>
+      <w:r>
+        <w:rPr>
+          <w:rStyle w:val="NormalTok"/>
+        </w:rPr>
+        <w:t xml:space="preserve">fake </w:t>
+      </w:r>
+      <w:r>
+        <w:rPr>
+          <w:rStyle w:val="OtherTok"/>
+        </w:rPr>
+        <w:t xml:space="preserve">&lt;-</w:t>
+      </w:r>
+      <w:r>
+        <w:rPr>
+          <w:rStyle w:val="NormalTok"/>
+        </w:rPr>
+        <w:t xml:space="preserve"> </w:t>
+      </w:r>
+      <w:r>
+        <w:rPr>
+          <w:rStyle w:val="FunctionTok"/>
+        </w:rPr>
+        <w:t xml:space="preserve">data.frame</w:t>
+      </w:r>
+      <w:r>
+        <w:rPr>
+          <w:rStyle w:val="NormalTok"/>
+        </w:rPr>
+        <w:t xml:space="preserve">(</w:t>
+      </w:r>
+      <w:r>
+        <w:br/>
+      </w:r>
+      <w:r>
+        <w:rPr>
+          <w:rStyle w:val="NormalTok"/>
+        </w:rPr>
+        <w:t xml:space="preserve">  </w:t>
+      </w:r>
+      <w:r>
+        <w:rPr>
+          <w:rStyle w:val="AttributeTok"/>
+        </w:rPr>
+        <w:t xml:space="preserve">mongoose =</w:t>
+      </w:r>
+      <w:r>
+        <w:rPr>
+          <w:rStyle w:val="NormalTok"/>
+        </w:rPr>
+        <w:t xml:space="preserve"> </w:t>
+      </w:r>
+      <w:r>
+        <w:rPr>
+          <w:rStyle w:val="FunctionTok"/>
+        </w:rPr>
+        <w:t xml:space="preserve">unique</w:t>
+      </w:r>
+      <w:r>
+        <w:rPr>
+          <w:rStyle w:val="NormalTok"/>
+        </w:rPr>
+        <w:t xml:space="preserve">(rabbit</w:t>
+      </w:r>
+      <w:r>
+        <w:rPr>
+          <w:rStyle w:val="SpecialCharTok"/>
+        </w:rPr>
+        <w:t xml:space="preserve">$</w:t>
+      </w:r>
+      <w:r>
+        <w:rPr>
+          <w:rStyle w:val="NormalTok"/>
+        </w:rPr>
+        <w:t xml:space="preserve">mongoose)</w:t>
+      </w:r>
+      <w:r>
+        <w:br/>
+      </w:r>
+      <w:r>
+        <w:rPr>
+          <w:rStyle w:val="NormalTok"/>
+        </w:rPr>
+        <w:t xml:space="preserve">)</w:t>
+      </w:r>
+      <w:r>
+        <w:br/>
+      </w:r>
+      <w:r>
+        <w:rPr>
+          <w:rStyle w:val="NormalTok"/>
+        </w:rPr>
+        <w:t xml:space="preserve">fake</w:t>
+      </w:r>
+    </w:p>
+    <w:p>
+      <w:pPr>
+        <w:pStyle w:val="FirstParagraph"/>
+      </w:pPr>
+      <w:r>
+        <w:t xml:space="preserve">Giving us a very simple dataset with just</w:t>
+      </w:r>
+      <w:r>
+        <w:t xml:space="preserve"> </w:t>
+      </w:r>
+      <w:r>
+        <w:rPr>
+          <w:rStyle w:val="VerbatimChar"/>
+        </w:rPr>
+        <w:t xml:space="preserve">mongoose</w:t>
+      </w:r>
+      <w:r>
+        <w:t xml:space="preserve"> </w:t>
+      </w:r>
+      <w:r>
+        <w:t xml:space="preserve">and two rows. One for</w:t>
+      </w:r>
+      <w:r>
+        <w:t xml:space="preserve"> </w:t>
+      </w:r>
+      <w:r>
+        <w:rPr>
+          <w:rStyle w:val="VerbatimChar"/>
+        </w:rPr>
+        <w:t xml:space="preserve">Absent</w:t>
+      </w:r>
+      <w:r>
+        <w:t xml:space="preserve"> </w:t>
+      </w:r>
+      <w:r>
+        <w:t xml:space="preserve">and one for</w:t>
+      </w:r>
+      <w:r>
+        <w:t xml:space="preserve"> </w:t>
+      </w:r>
+      <w:r>
+        <w:rPr>
+          <w:rStyle w:val="VerbatimChar"/>
+        </w:rPr>
+        <w:t xml:space="preserve">Present</w:t>
+      </w:r>
+      <w:r>
+        <w:t xml:space="preserve">.</w:t>
+      </w:r>
+    </w:p>
+    <w:p>
+      <w:pPr>
+        <w:pStyle w:val="BodyText"/>
+      </w:pPr>
+      <w:r>
+        <w:t xml:space="preserve">Last week we used our</w:t>
+      </w:r>
+      <w:r>
+        <w:t xml:space="preserve"> </w:t>
+      </w:r>
+      <w:r>
+        <w:rPr>
+          <w:rStyle w:val="VerbatimChar"/>
+        </w:rPr>
+        <w:t xml:space="preserve">fake</w:t>
+      </w:r>
+      <w:r>
+        <w:t xml:space="preserve"> </w:t>
+      </w:r>
+      <w:r>
+        <w:t xml:space="preserve">dataset to only make a prediction for the</w:t>
+      </w:r>
+      <w:r>
+        <w:t xml:space="preserve"> </w:t>
+      </w:r>
+      <w:r>
+        <w:t xml:space="preserve">“</w:t>
+      </w:r>
+      <w:r>
+        <w:t xml:space="preserve">mean fit</w:t>
+      </w:r>
+      <w:r>
+        <w:t xml:space="preserve">”</w:t>
+      </w:r>
+      <w:r>
+        <w:t xml:space="preserve"> </w:t>
+      </w:r>
+      <w:r>
+        <w:t xml:space="preserve">(i.e. predicted boto length). This week we’re also going to include uncertainty, specifically, we’re going to also include 95% confidence intervals.</w:t>
+      </w:r>
+    </w:p>
+    <w:p>
+      <w:pPr>
+        <w:pStyle w:val="BodyText"/>
+      </w:pPr>
+      <w:r>
+        <w:t xml:space="preserve">To do so, we need to add in some additional steps. For starters, because</w:t>
+      </w:r>
+      <w:r>
+        <w:t xml:space="preserve"> </w:t>
+      </w:r>
+      <w:r>
+        <w:rPr>
+          <w:rStyle w:val="VerbatimChar"/>
+        </w:rPr>
+        <w:t xml:space="preserve">predict()</w:t>
+      </w:r>
+      <w:r>
+        <w:t xml:space="preserve"> </w:t>
+      </w:r>
+      <w:r>
+        <w:t xml:space="preserve">is going to give us both the</w:t>
+      </w:r>
+      <w:r>
+        <w:t xml:space="preserve"> </w:t>
+      </w:r>
+      <w:r>
+        <w:rPr>
+          <w:rStyle w:val="VerbatimChar"/>
+        </w:rPr>
+        <w:t xml:space="preserve">fit</w:t>
+      </w:r>
+      <w:r>
+        <w:t xml:space="preserve"> </w:t>
+      </w:r>
+      <w:r>
+        <w:t xml:space="preserve">(i.e. predicted rabbit weight), but also</w:t>
+      </w:r>
+      <w:r>
+        <w:t xml:space="preserve"> </w:t>
+      </w:r>
+      <w:r>
+        <w:rPr>
+          <w:rStyle w:val="VerbatimChar"/>
+        </w:rPr>
+        <w:t xml:space="preserve">se.fit</w:t>
+      </w:r>
+      <w:r>
+        <w:t xml:space="preserve"> </w:t>
+      </w:r>
+      <w:r>
+        <w:t xml:space="preserve">(i.e. the standard error for the fit), we can’t immediately add this to our</w:t>
+      </w:r>
+      <w:r>
+        <w:t xml:space="preserve"> </w:t>
+      </w:r>
+      <w:r>
+        <w:rPr>
+          <w:rStyle w:val="VerbatimChar"/>
+        </w:rPr>
+        <w:t xml:space="preserve">fake</w:t>
+      </w:r>
+      <w:r>
+        <w:t xml:space="preserve"> </w:t>
+      </w:r>
+      <w:r>
+        <w:t xml:space="preserve">dataset.</w:t>
+      </w:r>
+    </w:p>
+    <w:p>
+      <w:pPr>
+        <w:pStyle w:val="BodyText"/>
+      </w:pPr>
+      <w:r>
+        <w:t xml:space="preserve">Instead, we’ll just put the output from</w:t>
+      </w:r>
+      <w:r>
+        <w:t xml:space="preserve"> </w:t>
+      </w:r>
+      <w:r>
+        <w:rPr>
+          <w:rStyle w:val="VerbatimChar"/>
+        </w:rPr>
+        <w:t xml:space="preserve">predict()</w:t>
+      </w:r>
+      <w:r>
+        <w:t xml:space="preserve"> </w:t>
+      </w:r>
+      <w:r>
+        <w:t xml:space="preserve">into a temporary dataset, which we’ll arbitrarily call</w:t>
+      </w:r>
+      <w:r>
+        <w:t xml:space="preserve"> </w:t>
+      </w:r>
+      <w:r>
+        <w:rPr>
+          <w:rStyle w:val="VerbatimChar"/>
+        </w:rPr>
+        <w:t xml:space="preserve">preds</w:t>
+      </w:r>
+      <w:r>
+        <w:t xml:space="preserve">:</w:t>
+      </w:r>
+    </w:p>
+    <w:p>
+      <w:pPr>
+        <w:pStyle w:val="SourceCode"/>
+      </w:pPr>
+      <w:r>
+        <w:rPr>
+          <w:rStyle w:val="NormalTok"/>
+        </w:rPr>
+        <w:t xml:space="preserve">preds </w:t>
+      </w:r>
+      <w:r>
+        <w:rPr>
+          <w:rStyle w:val="OtherTok"/>
+        </w:rPr>
+        <w:t xml:space="preserve">&lt;-</w:t>
+      </w:r>
+      <w:r>
+        <w:rPr>
+          <w:rStyle w:val="NormalTok"/>
+        </w:rPr>
+        <w:t xml:space="preserve"> </w:t>
+      </w:r>
+      <w:r>
+        <w:rPr>
+          <w:rStyle w:val="FunctionTok"/>
+        </w:rPr>
+        <w:t xml:space="preserve">predict</w:t>
+      </w:r>
+      <w:r>
+        <w:rPr>
+          <w:rStyle w:val="NormalTok"/>
+        </w:rPr>
+        <w:t xml:space="preserve">(rabbit_mod, </w:t>
+      </w:r>
+      <w:r>
+        <w:rPr>
+          <w:rStyle w:val="AttributeTok"/>
+        </w:rPr>
+        <w:t xml:space="preserve">newdata =</w:t>
+      </w:r>
+      <w:r>
+        <w:rPr>
+          <w:rStyle w:val="NormalTok"/>
+        </w:rPr>
+        <w:t xml:space="preserve"> fake, </w:t>
+      </w:r>
+      <w:r>
+        <w:rPr>
+          <w:rStyle w:val="AttributeTok"/>
+        </w:rPr>
+        <w:t xml:space="preserve">se.fit =</w:t>
+      </w:r>
+      <w:r>
+        <w:rPr>
+          <w:rStyle w:val="NormalTok"/>
+        </w:rPr>
+        <w:t xml:space="preserve"> </w:t>
+      </w:r>
+      <w:r>
+        <w:rPr>
+          <w:rStyle w:val="ConstantTok"/>
+        </w:rPr>
+        <w:t xml:space="preserve">TRUE</w:t>
+      </w:r>
+      <w:r>
+        <w:rPr>
+          <w:rStyle w:val="NormalTok"/>
+        </w:rPr>
+        <w:t xml:space="preserve">)</w:t>
+      </w:r>
+    </w:p>
+    <w:p>
+      <w:pPr>
+        <w:pStyle w:val="FirstParagraph"/>
+      </w:pPr>
+      <w:r>
+        <w:t xml:space="preserve">The next part is the same as last week, just with an extra step. We can just go into the</w:t>
+      </w:r>
+      <w:r>
+        <w:t xml:space="preserve"> </w:t>
+      </w:r>
+      <w:r>
+        <w:rPr>
+          <w:rStyle w:val="VerbatimChar"/>
+        </w:rPr>
+        <w:t xml:space="preserve">preds</w:t>
+      </w:r>
+      <w:r>
+        <w:t xml:space="preserve"> </w:t>
+      </w:r>
+      <w:r>
+        <w:t xml:space="preserve">object and extract</w:t>
+      </w:r>
+      <w:r>
+        <w:t xml:space="preserve"> </w:t>
+      </w:r>
+      <w:r>
+        <w:rPr>
+          <w:rStyle w:val="VerbatimChar"/>
+        </w:rPr>
+        <w:t xml:space="preserve">$fit</w:t>
+      </w:r>
+      <w:r>
+        <w:t xml:space="preserve">, and include this in our</w:t>
+      </w:r>
+      <w:r>
+        <w:t xml:space="preserve"> </w:t>
+      </w:r>
+      <w:r>
+        <w:rPr>
+          <w:rStyle w:val="VerbatimChar"/>
+        </w:rPr>
+        <w:t xml:space="preserve">fake</w:t>
+      </w:r>
+      <w:r>
+        <w:t xml:space="preserve"> </w:t>
+      </w:r>
+      <w:r>
+        <w:t xml:space="preserve">dataset:</w:t>
+      </w:r>
+    </w:p>
+    <w:p>
+      <w:pPr>
+        <w:pStyle w:val="SourceCode"/>
+      </w:pPr>
+      <w:r>
+        <w:rPr>
+          <w:rStyle w:val="NormalTok"/>
+        </w:rPr>
+        <w:t xml:space="preserve">fake</w:t>
+      </w:r>
+      <w:r>
+        <w:rPr>
+          <w:rStyle w:val="SpecialCharTok"/>
+        </w:rPr>
+        <w:t xml:space="preserve">$</w:t>
+      </w:r>
+      <w:r>
+        <w:rPr>
+          <w:rStyle w:val="NormalTok"/>
+        </w:rPr>
+        <w:t xml:space="preserve">fit </w:t>
+      </w:r>
+      <w:r>
+        <w:rPr>
+          <w:rStyle w:val="OtherTok"/>
+        </w:rPr>
+        <w:t xml:space="preserve">&lt;-</w:t>
+      </w:r>
+      <w:r>
+        <w:rPr>
+          <w:rStyle w:val="NormalTok"/>
+        </w:rPr>
+        <w:t xml:space="preserve"> preds</w:t>
+      </w:r>
+      <w:r>
+        <w:rPr>
+          <w:rStyle w:val="SpecialCharTok"/>
+        </w:rPr>
+        <w:t xml:space="preserve">$</w:t>
+      </w:r>
+      <w:r>
+        <w:rPr>
+          <w:rStyle w:val="NormalTok"/>
+        </w:rPr>
+        <w:t xml:space="preserve">fit</w:t>
+      </w:r>
+    </w:p>
+    <w:bookmarkEnd w:id="40"/>
+    <w:bookmarkEnd w:id="41"/>
+    <w:bookmarkStart w:id="45" w:name="confidence-intervals"/>
     <w:p>
       <w:pPr>
         <w:pStyle w:val="Heading1"/>
       </w:pPr>
       <w:r>
+        <w:t xml:space="preserve">Confidence intervals</w:t>
+      </w:r>
+    </w:p>
+    <w:p>
+      <w:pPr>
+        <w:pStyle w:val="FirstParagraph"/>
+      </w:pPr>
+      <w:r>
+        <w:t xml:space="preserve">This next part is new. We’re going to use the standard error of the fit to calculate the 95% confidence intervals. If you need a reminder of what 95% CI are, then have a quick look at the lecture material.</w:t>
+      </w:r>
+    </w:p>
+    <w:p>
+      <w:pPr>
+        <w:pStyle w:val="BodyText"/>
+      </w:pPr>
+      <w:r>
+        <w:t xml:space="preserve">The important thing to remember is that 95% CI take the standard error, multiplied by 1.96, and either</w:t>
+      </w:r>
+      <w:r>
+        <w:t xml:space="preserve"> </w:t>
+      </w:r>
+      <w:r>
+        <w:rPr>
+          <w:iCs/>
+          <w:i/>
+        </w:rPr>
+        <w:t xml:space="preserve">subtract</w:t>
+      </w:r>
+      <w:r>
+        <w:t xml:space="preserve"> </w:t>
+      </w:r>
+      <w:r>
+        <w:t xml:space="preserve">this from</w:t>
+      </w:r>
+      <w:r>
+        <w:t xml:space="preserve"> </w:t>
+      </w:r>
+      <w:r>
+        <w:rPr>
+          <w:rStyle w:val="VerbatimChar"/>
+        </w:rPr>
+        <w:t xml:space="preserve">fit</w:t>
+      </w:r>
+      <w:r>
+        <w:t xml:space="preserve"> </w:t>
+      </w:r>
+      <w:r>
+        <w:t xml:space="preserve">to get our</w:t>
+      </w:r>
+      <w:r>
+        <w:t xml:space="preserve"> </w:t>
+      </w:r>
+      <w:r>
+        <w:rPr>
+          <w:iCs/>
+          <w:i/>
+        </w:rPr>
+        <w:t xml:space="preserve">lower</w:t>
+      </w:r>
+      <w:r>
+        <w:t xml:space="preserve"> </w:t>
+      </w:r>
+      <w:r>
+        <w:t xml:space="preserve">95% CI, or we</w:t>
+      </w:r>
+      <w:r>
+        <w:t xml:space="preserve"> </w:t>
+      </w:r>
+      <w:r>
+        <w:rPr>
+          <w:iCs/>
+          <w:i/>
+        </w:rPr>
+        <w:t xml:space="preserve">add</w:t>
+      </w:r>
+      <w:r>
+        <w:t xml:space="preserve"> </w:t>
+      </w:r>
+      <w:r>
+        <w:t xml:space="preserve">it to</w:t>
+      </w:r>
+      <w:r>
+        <w:t xml:space="preserve"> </w:t>
+      </w:r>
+      <w:r>
+        <w:rPr>
+          <w:rStyle w:val="VerbatimChar"/>
+        </w:rPr>
+        <w:t xml:space="preserve">fit</w:t>
+      </w:r>
+      <w:r>
+        <w:t xml:space="preserve"> </w:t>
+      </w:r>
+      <w:r>
+        <w:t xml:space="preserve">to get our</w:t>
+      </w:r>
+      <w:r>
+        <w:t xml:space="preserve"> </w:t>
+      </w:r>
+      <w:r>
+        <w:rPr>
+          <w:iCs/>
+          <w:i/>
+        </w:rPr>
+        <w:t xml:space="preserve">upper</w:t>
+      </w:r>
+      <w:r>
+        <w:t xml:space="preserve"> </w:t>
+      </w:r>
+      <w:r>
+        <w:t xml:space="preserve">95% CI. Here’s how we do that:</w:t>
+      </w:r>
+    </w:p>
+    <w:p>
+      <w:pPr>
+        <w:pStyle w:val="SourceCode"/>
+      </w:pPr>
+      <w:r>
+        <w:rPr>
+          <w:rStyle w:val="NormalTok"/>
+        </w:rPr>
+        <w:t xml:space="preserve">fake</w:t>
+      </w:r>
+      <w:r>
+        <w:rPr>
+          <w:rStyle w:val="SpecialCharTok"/>
+        </w:rPr>
+        <w:t xml:space="preserve">$</w:t>
+      </w:r>
+      <w:r>
+        <w:rPr>
+          <w:rStyle w:val="NormalTok"/>
+        </w:rPr>
+        <w:t xml:space="preserve">low95 </w:t>
+      </w:r>
+      <w:r>
+        <w:rPr>
+          <w:rStyle w:val="OtherTok"/>
+        </w:rPr>
+        <w:t xml:space="preserve">&lt;-</w:t>
+      </w:r>
+      <w:r>
+        <w:rPr>
+          <w:rStyle w:val="NormalTok"/>
+        </w:rPr>
+        <w:t xml:space="preserve"> preds</w:t>
+      </w:r>
+      <w:r>
+        <w:rPr>
+          <w:rStyle w:val="SpecialCharTok"/>
+        </w:rPr>
+        <w:t xml:space="preserve">$</w:t>
+      </w:r>
+      <w:r>
+        <w:rPr>
+          <w:rStyle w:val="NormalTok"/>
+        </w:rPr>
+        <w:t xml:space="preserve">fit </w:t>
+      </w:r>
+      <w:r>
+        <w:rPr>
+          <w:rStyle w:val="SpecialCharTok"/>
+        </w:rPr>
+        <w:t xml:space="preserve">-</w:t>
+      </w:r>
+      <w:r>
+        <w:rPr>
+          <w:rStyle w:val="NormalTok"/>
+        </w:rPr>
+        <w:t xml:space="preserve"> </w:t>
+      </w:r>
+      <w:r>
+        <w:rPr>
+          <w:rStyle w:val="FloatTok"/>
+        </w:rPr>
+        <w:t xml:space="preserve">1.96</w:t>
+      </w:r>
+      <w:r>
+        <w:rPr>
+          <w:rStyle w:val="NormalTok"/>
+        </w:rPr>
+        <w:t xml:space="preserve"> </w:t>
+      </w:r>
+      <w:r>
+        <w:rPr>
+          <w:rStyle w:val="SpecialCharTok"/>
+        </w:rPr>
+        <w:t xml:space="preserve">*</w:t>
+      </w:r>
+      <w:r>
+        <w:rPr>
+          <w:rStyle w:val="NormalTok"/>
+        </w:rPr>
+        <w:t xml:space="preserve"> preds</w:t>
+      </w:r>
+      <w:r>
+        <w:rPr>
+          <w:rStyle w:val="SpecialCharTok"/>
+        </w:rPr>
+        <w:t xml:space="preserve">$</w:t>
+      </w:r>
+      <w:r>
+        <w:rPr>
+          <w:rStyle w:val="NormalTok"/>
+        </w:rPr>
+        <w:t xml:space="preserve">se.fit</w:t>
+      </w:r>
+      <w:r>
+        <w:br/>
+      </w:r>
+      <w:r>
+        <w:rPr>
+          <w:rStyle w:val="NormalTok"/>
+        </w:rPr>
+        <w:t xml:space="preserve">fake</w:t>
+      </w:r>
+      <w:r>
+        <w:rPr>
+          <w:rStyle w:val="SpecialCharTok"/>
+        </w:rPr>
+        <w:t xml:space="preserve">$</w:t>
+      </w:r>
+      <w:r>
+        <w:rPr>
+          <w:rStyle w:val="NormalTok"/>
+        </w:rPr>
+        <w:t xml:space="preserve">upp95 </w:t>
+      </w:r>
+      <w:r>
+        <w:rPr>
+          <w:rStyle w:val="OtherTok"/>
+        </w:rPr>
+        <w:t xml:space="preserve">&lt;-</w:t>
+      </w:r>
+      <w:r>
+        <w:rPr>
+          <w:rStyle w:val="NormalTok"/>
+        </w:rPr>
+        <w:t xml:space="preserve"> preds</w:t>
+      </w:r>
+      <w:r>
+        <w:rPr>
+          <w:rStyle w:val="SpecialCharTok"/>
+        </w:rPr>
+        <w:t xml:space="preserve">$</w:t>
+      </w:r>
+      <w:r>
+        <w:rPr>
+          <w:rStyle w:val="NormalTok"/>
+        </w:rPr>
+        <w:t xml:space="preserve">fit </w:t>
+      </w:r>
+      <w:r>
+        <w:rPr>
+          <w:rStyle w:val="SpecialCharTok"/>
+        </w:rPr>
+        <w:t xml:space="preserve">+</w:t>
+      </w:r>
+      <w:r>
+        <w:rPr>
+          <w:rStyle w:val="NormalTok"/>
+        </w:rPr>
+        <w:t xml:space="preserve"> </w:t>
+      </w:r>
+      <w:r>
+        <w:rPr>
+          <w:rStyle w:val="FloatTok"/>
+        </w:rPr>
+        <w:t xml:space="preserve">1.96</w:t>
+      </w:r>
+      <w:r>
+        <w:rPr>
+          <w:rStyle w:val="NormalTok"/>
+        </w:rPr>
+        <w:t xml:space="preserve"> </w:t>
+      </w:r>
+      <w:r>
+        <w:rPr>
+          <w:rStyle w:val="SpecialCharTok"/>
+        </w:rPr>
+        <w:t xml:space="preserve">*</w:t>
+      </w:r>
+      <w:r>
+        <w:rPr>
+          <w:rStyle w:val="NormalTok"/>
+        </w:rPr>
+        <w:t xml:space="preserve"> preds</w:t>
+      </w:r>
+      <w:r>
+        <w:rPr>
+          <w:rStyle w:val="SpecialCharTok"/>
+        </w:rPr>
+        <w:t xml:space="preserve">$</w:t>
+      </w:r>
+      <w:r>
+        <w:rPr>
+          <w:rStyle w:val="NormalTok"/>
+        </w:rPr>
+        <w:t xml:space="preserve">se.fit</w:t>
+      </w:r>
+    </w:p>
+    <w:p>
+      <w:pPr>
+        <w:pStyle w:val="FirstParagraph"/>
+      </w:pPr>
+      <w:r>
+        <w:t xml:space="preserve">Now our</w:t>
+      </w:r>
+      <w:r>
+        <w:t xml:space="preserve"> </w:t>
+      </w:r>
+      <w:r>
+        <w:rPr>
+          <w:rStyle w:val="VerbatimChar"/>
+        </w:rPr>
+        <w:t xml:space="preserve">fake</w:t>
+      </w:r>
+      <w:r>
+        <w:t xml:space="preserve"> </w:t>
+      </w:r>
+      <w:r>
+        <w:t xml:space="preserve">dataset has all the values we need to do plot our results, using</w:t>
+      </w:r>
+      <w:r>
+        <w:t xml:space="preserve"> </w:t>
+      </w:r>
+      <w:r>
+        <w:rPr>
+          <w:rStyle w:val="VerbatimChar"/>
+        </w:rPr>
+        <w:t xml:space="preserve">geom_errorbar()</w:t>
+      </w:r>
+      <w:r>
+        <w:t xml:space="preserve"> </w:t>
+      </w:r>
+      <w:r>
+        <w:t xml:space="preserve">to add in the error bars to show our 95% CI:</w:t>
+      </w:r>
+    </w:p>
+    <w:p>
+      <w:pPr>
+        <w:pStyle w:val="SourceCode"/>
+      </w:pPr>
+      <w:r>
+        <w:rPr>
+          <w:rStyle w:val="FunctionTok"/>
+        </w:rPr>
+        <w:t xml:space="preserve">ggplot</w:t>
+      </w:r>
+      <w:r>
+        <w:rPr>
+          <w:rStyle w:val="NormalTok"/>
+        </w:rPr>
+        <w:t xml:space="preserve">(fake) </w:t>
+      </w:r>
+      <w:r>
+        <w:rPr>
+          <w:rStyle w:val="SpecialCharTok"/>
+        </w:rPr>
+        <w:t xml:space="preserve">+</w:t>
+      </w:r>
+      <w:r>
+        <w:br/>
+      </w:r>
+      <w:r>
+        <w:rPr>
+          <w:rStyle w:val="NormalTok"/>
+        </w:rPr>
+        <w:t xml:space="preserve">  </w:t>
+      </w:r>
+      <w:r>
+        <w:rPr>
+          <w:rStyle w:val="FunctionTok"/>
+        </w:rPr>
+        <w:t xml:space="preserve">geom_errorbar</w:t>
+      </w:r>
+      <w:r>
+        <w:rPr>
+          <w:rStyle w:val="NormalTok"/>
+        </w:rPr>
+        <w:t xml:space="preserve">(</w:t>
+      </w:r>
+      <w:r>
+        <w:rPr>
+          <w:rStyle w:val="FunctionTok"/>
+        </w:rPr>
+        <w:t xml:space="preserve">aes</w:t>
+      </w:r>
+      <w:r>
+        <w:rPr>
+          <w:rStyle w:val="NormalTok"/>
+        </w:rPr>
+        <w:t xml:space="preserve">(</w:t>
+      </w:r>
+      <w:r>
+        <w:rPr>
+          <w:rStyle w:val="AttributeTok"/>
+        </w:rPr>
+        <w:t xml:space="preserve">x =</w:t>
+      </w:r>
+      <w:r>
+        <w:rPr>
+          <w:rStyle w:val="NormalTok"/>
+        </w:rPr>
+        <w:t xml:space="preserve"> mongoose, </w:t>
+      </w:r>
+      <w:r>
+        <w:rPr>
+          <w:rStyle w:val="AttributeTok"/>
+        </w:rPr>
+        <w:t xml:space="preserve">ymin =</w:t>
+      </w:r>
+      <w:r>
+        <w:rPr>
+          <w:rStyle w:val="NormalTok"/>
+        </w:rPr>
+        <w:t xml:space="preserve"> low95, </w:t>
+      </w:r>
+      <w:r>
+        <w:rPr>
+          <w:rStyle w:val="AttributeTok"/>
+        </w:rPr>
+        <w:t xml:space="preserve">ymax =</w:t>
+      </w:r>
+      <w:r>
+        <w:rPr>
+          <w:rStyle w:val="NormalTok"/>
+        </w:rPr>
+        <w:t xml:space="preserve"> upp95)) </w:t>
+      </w:r>
+      <w:r>
+        <w:rPr>
+          <w:rStyle w:val="SpecialCharTok"/>
+        </w:rPr>
+        <w:t xml:space="preserve">+</w:t>
+      </w:r>
+      <w:r>
+        <w:br/>
+      </w:r>
+      <w:r>
+        <w:rPr>
+          <w:rStyle w:val="NormalTok"/>
+        </w:rPr>
+        <w:t xml:space="preserve">  </w:t>
+      </w:r>
+      <w:r>
+        <w:rPr>
+          <w:rStyle w:val="FunctionTok"/>
+        </w:rPr>
+        <w:t xml:space="preserve">geom_point</w:t>
+      </w:r>
+      <w:r>
+        <w:rPr>
+          <w:rStyle w:val="NormalTok"/>
+        </w:rPr>
+        <w:t xml:space="preserve">(</w:t>
+      </w:r>
+      <w:r>
+        <w:rPr>
+          <w:rStyle w:val="FunctionTok"/>
+        </w:rPr>
+        <w:t xml:space="preserve">aes</w:t>
+      </w:r>
+      <w:r>
+        <w:rPr>
+          <w:rStyle w:val="NormalTok"/>
+        </w:rPr>
+        <w:t xml:space="preserve">(</w:t>
+      </w:r>
+      <w:r>
+        <w:rPr>
+          <w:rStyle w:val="AttributeTok"/>
+        </w:rPr>
+        <w:t xml:space="preserve">x =</w:t>
+      </w:r>
+      <w:r>
+        <w:rPr>
+          <w:rStyle w:val="NormalTok"/>
+        </w:rPr>
+        <w:t xml:space="preserve"> mongoose, </w:t>
+      </w:r>
+      <w:r>
+        <w:rPr>
+          <w:rStyle w:val="AttributeTok"/>
+        </w:rPr>
+        <w:t xml:space="preserve">y =</w:t>
+      </w:r>
+      <w:r>
+        <w:rPr>
+          <w:rStyle w:val="NormalTok"/>
+        </w:rPr>
+        <w:t xml:space="preserve"> fit)) </w:t>
+      </w:r>
+      <w:r>
+        <w:rPr>
+          <w:rStyle w:val="SpecialCharTok"/>
+        </w:rPr>
+        <w:t xml:space="preserve">+</w:t>
+      </w:r>
+      <w:r>
+        <w:br/>
+      </w:r>
+      <w:r>
+        <w:rPr>
+          <w:rStyle w:val="NormalTok"/>
+        </w:rPr>
+        <w:t xml:space="preserve">  </w:t>
+      </w:r>
+      <w:r>
+        <w:rPr>
+          <w:rStyle w:val="FunctionTok"/>
+        </w:rPr>
+        <w:t xml:space="preserve">labs</w:t>
+      </w:r>
+      <w:r>
+        <w:rPr>
+          <w:rStyle w:val="NormalTok"/>
+        </w:rPr>
+        <w:t xml:space="preserve">(</w:t>
+      </w:r>
+      <w:r>
+        <w:rPr>
+          <w:rStyle w:val="AttributeTok"/>
+        </w:rPr>
+        <w:t xml:space="preserve">x =</w:t>
+      </w:r>
+      <w:r>
+        <w:rPr>
+          <w:rStyle w:val="NormalTok"/>
+        </w:rPr>
+        <w:t xml:space="preserve"> </w:t>
+      </w:r>
+      <w:r>
+        <w:rPr>
+          <w:rStyle w:val="StringTok"/>
+        </w:rPr>
+        <w:t xml:space="preserve">"Java mongoose"</w:t>
+      </w:r>
+      <w:r>
+        <w:rPr>
+          <w:rStyle w:val="NormalTok"/>
+        </w:rPr>
+        <w:t xml:space="preserve">,</w:t>
+      </w:r>
+      <w:r>
+        <w:br/>
+      </w:r>
+      <w:r>
+        <w:rPr>
+          <w:rStyle w:val="NormalTok"/>
+        </w:rPr>
+        <w:t xml:space="preserve">       </w:t>
+      </w:r>
+      <w:r>
+        <w:rPr>
+          <w:rStyle w:val="AttributeTok"/>
+        </w:rPr>
+        <w:t xml:space="preserve">y =</w:t>
+      </w:r>
+      <w:r>
+        <w:rPr>
+          <w:rStyle w:val="NormalTok"/>
+        </w:rPr>
+        <w:t xml:space="preserve"> </w:t>
+      </w:r>
+      <w:r>
+        <w:rPr>
+          <w:rStyle w:val="StringTok"/>
+        </w:rPr>
+        <w:t xml:space="preserve">"Predicted weight of rabbits (g)"</w:t>
+      </w:r>
+      <w:r>
+        <w:rPr>
+          <w:rStyle w:val="NormalTok"/>
+        </w:rPr>
+        <w:t xml:space="preserve">) </w:t>
+      </w:r>
+      <w:r>
+        <w:rPr>
+          <w:rStyle w:val="SpecialCharTok"/>
+        </w:rPr>
+        <w:t xml:space="preserve">+</w:t>
+      </w:r>
+      <w:r>
+        <w:br/>
+      </w:r>
+      <w:r>
+        <w:rPr>
+          <w:rStyle w:val="NormalTok"/>
+        </w:rPr>
+        <w:t xml:space="preserve">  </w:t>
+      </w:r>
+      <w:r>
+        <w:rPr>
+          <w:rStyle w:val="FunctionTok"/>
+        </w:rPr>
+        <w:t xml:space="preserve">theme_minimal</w:t>
+      </w:r>
+      <w:r>
+        <w:rPr>
+          <w:rStyle w:val="NormalTok"/>
+        </w:rPr>
+        <w:t xml:space="preserve">()</w:t>
+      </w:r>
+    </w:p>
+    <w:p>
+      <w:pPr>
+        <w:pStyle w:val="FirstParagraph"/>
+      </w:pPr>
+      <w:r>
+        <w:drawing>
+          <wp:inline>
+            <wp:extent cx="4620126" cy="3696101"/>
+            <wp:effectExtent b="0" l="0" r="0" t="0"/>
+            <wp:docPr descr="" title="" id="43" name="Picture"/>
+            <a:graphic>
+              <a:graphicData uri="http://schemas.openxmlformats.org/drawingml/2006/picture">
+                <pic:pic>
+                  <pic:nvPicPr>
+                    <pic:cNvPr descr="W5_w_answers_files/figure-docx/unnamed-chunk-25-1.png" id="44" name="Picture"/>
+                    <pic:cNvPicPr>
+                      <a:picLocks noChangeArrowheads="1" noChangeAspect="1"/>
+                    </pic:cNvPicPr>
+                  </pic:nvPicPr>
+                  <pic:blipFill>
+                    <a:blip r:embed="rId42"/>
+                    <a:stretch>
+                      <a:fillRect/>
+                    </a:stretch>
+                  </pic:blipFill>
+                  <pic:spPr bwMode="auto">
+                    <a:xfrm>
+                      <a:off x="0" y="0"/>
+                      <a:ext cx="4620126" cy="3696101"/>
+                    </a:xfrm>
+                    <a:prstGeom prst="rect">
+                      <a:avLst/>
+                    </a:prstGeom>
+                    <a:noFill/>
+                    <a:ln w="9525">
+                      <a:noFill/>
+                      <a:headEnd/>
+                      <a:tailEnd/>
+                    </a:ln>
+                  </pic:spPr>
+                </pic:pic>
+              </a:graphicData>
+            </a:graphic>
+          </wp:inline>
+        </w:drawing>
+      </w:r>
+    </w:p>
+    <w:bookmarkEnd w:id="45"/>
+    <w:bookmarkStart w:id="47" w:name="the-full-workflow"/>
+    <w:p>
+      <w:pPr>
+        <w:pStyle w:val="Heading1"/>
+      </w:pPr>
+      <w:r>
         <w:t xml:space="preserve">The full workflow</w:t>
       </w:r>
     </w:p>
@@ -5031,7 +5149,7 @@
         <w:t xml:space="preserve">()</w:t>
       </w:r>
     </w:p>
-    <w:bookmarkStart w:id="40" w:name="question-set-five"/>
+    <w:bookmarkStart w:id="46" w:name="question-set-five"/>
     <w:p>
       <w:pPr>
         <w:pStyle w:val="Heading2"/>
@@ -5099,9 +5217,9 @@
         <w:t xml:space="preserve"># This last part is probably the hardest part of "statistics" and it has nothing to do with actual statistics; the equations, the distributions, etc, none of that matters now. It's all down to asking if the data is appropriate for answering our question.</w:t>
       </w:r>
     </w:p>
-    <w:bookmarkEnd w:id="40"/>
-    <w:bookmarkEnd w:id="41"/>
-    <w:bookmarkStart w:id="42" w:name="a-new-challenger"/>
+    <w:bookmarkEnd w:id="46"/>
+    <w:bookmarkEnd w:id="47"/>
+    <w:bookmarkStart w:id="48" w:name="a-new-challenger"/>
     <w:p>
       <w:pPr>
         <w:pStyle w:val="Heading1"/>
@@ -5191,8 +5309,1282 @@
         <w:t xml:space="preserve">Go through the workflow you’ve just refined for fitting a linear model with a categorical explanatory variable and see which habitat type lemurs are most active in.</w:t>
       </w:r>
     </w:p>
-    <w:bookmarkEnd w:id="42"/>
-    <w:bookmarkStart w:id="43" w:name="assumption-table"/>
+    <w:p>
+      <w:pPr>
+        <w:pStyle w:val="SourceCode"/>
+      </w:pPr>
+      <w:r>
+        <w:rPr>
+          <w:rStyle w:val="CommentTok"/>
+        </w:rPr>
+        <w:t xml:space="preserve"># This is how I would analyse the lemur data</w:t>
+      </w:r>
+      <w:r>
+        <w:br/>
+      </w:r>
+      <w:r>
+        <w:br/>
+      </w:r>
+      <w:r>
+        <w:rPr>
+          <w:rStyle w:val="CommentTok"/>
+        </w:rPr>
+        <w:t xml:space="preserve"># Deon Roos</w:t>
+      </w:r>
+      <w:r>
+        <w:br/>
+      </w:r>
+      <w:r>
+        <w:rPr>
+          <w:rStyle w:val="CommentTok"/>
+        </w:rPr>
+        <w:t xml:space="preserve"># Analysis of lemur activity by habitat type</w:t>
+      </w:r>
+      <w:r>
+        <w:br/>
+      </w:r>
+      <w:r>
+        <w:rPr>
+          <w:rStyle w:val="CommentTok"/>
+        </w:rPr>
+        <w:t xml:space="preserve"># In which habitat are lemurs most active</w:t>
+      </w:r>
+      <w:r>
+        <w:br/>
+      </w:r>
+      <w:r>
+        <w:br/>
+      </w:r>
+      <w:r>
+        <w:rPr>
+          <w:rStyle w:val="CommentTok"/>
+        </w:rPr>
+        <w:t xml:space="preserve"># Packages -------------------------------------</w:t>
+      </w:r>
+      <w:r>
+        <w:br/>
+      </w:r>
+      <w:r>
+        <w:rPr>
+          <w:rStyle w:val="FunctionTok"/>
+        </w:rPr>
+        <w:t xml:space="preserve">library</w:t>
+      </w:r>
+      <w:r>
+        <w:rPr>
+          <w:rStyle w:val="NormalTok"/>
+        </w:rPr>
+        <w:t xml:space="preserve">(ggplot2)    </w:t>
+      </w:r>
+      <w:r>
+        <w:rPr>
+          <w:rStyle w:val="CommentTok"/>
+        </w:rPr>
+        <w:t xml:space="preserve"># For plotting</w:t>
+      </w:r>
+      <w:r>
+        <w:br/>
+      </w:r>
+      <w:r>
+        <w:rPr>
+          <w:rStyle w:val="FunctionTok"/>
+        </w:rPr>
+        <w:t xml:space="preserve">library</w:t>
+      </w:r>
+      <w:r>
+        <w:rPr>
+          <w:rStyle w:val="NormalTok"/>
+        </w:rPr>
+        <w:t xml:space="preserve">(ggeffects)  </w:t>
+      </w:r>
+      <w:r>
+        <w:rPr>
+          <w:rStyle w:val="CommentTok"/>
+        </w:rPr>
+        <w:t xml:space="preserve"># For quick plotting of model fit</w:t>
+      </w:r>
+      <w:r>
+        <w:br/>
+      </w:r>
+      <w:r>
+        <w:br/>
+      </w:r>
+      <w:r>
+        <w:rPr>
+          <w:rStyle w:val="CommentTok"/>
+        </w:rPr>
+        <w:t xml:space="preserve"># Data -----------------------------------------</w:t>
+      </w:r>
+      <w:r>
+        <w:br/>
+      </w:r>
+      <w:r>
+        <w:rPr>
+          <w:rStyle w:val="CommentTok"/>
+        </w:rPr>
+        <w:t xml:space="preserve"># (Not running these here because of how this document is created)</w:t>
+      </w:r>
+      <w:r>
+        <w:br/>
+      </w:r>
+      <w:r>
+        <w:rPr>
+          <w:rStyle w:val="CommentTok"/>
+        </w:rPr>
+        <w:t xml:space="preserve"># setwd(H:/BI3010/)</w:t>
+      </w:r>
+      <w:r>
+        <w:br/>
+      </w:r>
+      <w:r>
+        <w:rPr>
+          <w:rStyle w:val="CommentTok"/>
+        </w:rPr>
+        <w:t xml:space="preserve"># lemur &lt;- read.table("lemurs.txt", header = TRUE)</w:t>
+      </w:r>
+      <w:r>
+        <w:br/>
+      </w:r>
+      <w:r>
+        <w:br/>
+      </w:r>
+      <w:r>
+        <w:rPr>
+          <w:rStyle w:val="CommentTok"/>
+        </w:rPr>
+        <w:t xml:space="preserve"># EDA ------------------------------------------</w:t>
+      </w:r>
+      <w:r>
+        <w:br/>
+      </w:r>
+      <w:r>
+        <w:br/>
+      </w:r>
+      <w:r>
+        <w:rPr>
+          <w:rStyle w:val="FunctionTok"/>
+        </w:rPr>
+        <w:t xml:space="preserve">str</w:t>
+      </w:r>
+      <w:r>
+        <w:rPr>
+          <w:rStyle w:val="NormalTok"/>
+        </w:rPr>
+        <w:t xml:space="preserve">(lemur)</w:t>
+      </w:r>
+      <w:r>
+        <w:br/>
+      </w:r>
+      <w:r>
+        <w:rPr>
+          <w:rStyle w:val="CommentTok"/>
+        </w:rPr>
+        <w:t xml:space="preserve"># n = 120</w:t>
+      </w:r>
+      <w:r>
+        <w:br/>
+      </w:r>
+      <w:r>
+        <w:rPr>
+          <w:rStyle w:val="FunctionTok"/>
+        </w:rPr>
+        <w:t xml:space="preserve">summary</w:t>
+      </w:r>
+      <w:r>
+        <w:rPr>
+          <w:rStyle w:val="NormalTok"/>
+        </w:rPr>
+        <w:t xml:space="preserve">(lemur)</w:t>
+      </w:r>
+      <w:r>
+        <w:br/>
+      </w:r>
+      <w:r>
+        <w:rPr>
+          <w:rStyle w:val="CommentTok"/>
+        </w:rPr>
+        <w:t xml:space="preserve"># No apparent issues</w:t>
+      </w:r>
+      <w:r>
+        <w:br/>
+      </w:r>
+      <w:r>
+        <w:br/>
+      </w:r>
+      <w:r>
+        <w:rPr>
+          <w:rStyle w:val="FunctionTok"/>
+        </w:rPr>
+        <w:t xml:space="preserve">ggplot</w:t>
+      </w:r>
+      <w:r>
+        <w:rPr>
+          <w:rStyle w:val="NormalTok"/>
+        </w:rPr>
+        <w:t xml:space="preserve">(lemur) </w:t>
+      </w:r>
+      <w:r>
+        <w:rPr>
+          <w:rStyle w:val="SpecialCharTok"/>
+        </w:rPr>
+        <w:t xml:space="preserve">+</w:t>
+      </w:r>
+      <w:r>
+        <w:br/>
+      </w:r>
+      <w:r>
+        <w:rPr>
+          <w:rStyle w:val="NormalTok"/>
+        </w:rPr>
+        <w:t xml:space="preserve">  </w:t>
+      </w:r>
+      <w:r>
+        <w:rPr>
+          <w:rStyle w:val="FunctionTok"/>
+        </w:rPr>
+        <w:t xml:space="preserve">geom_histogram</w:t>
+      </w:r>
+      <w:r>
+        <w:rPr>
+          <w:rStyle w:val="NormalTok"/>
+        </w:rPr>
+        <w:t xml:space="preserve">(</w:t>
+      </w:r>
+      <w:r>
+        <w:rPr>
+          <w:rStyle w:val="FunctionTok"/>
+        </w:rPr>
+        <w:t xml:space="preserve">aes</w:t>
+      </w:r>
+      <w:r>
+        <w:rPr>
+          <w:rStyle w:val="NormalTok"/>
+        </w:rPr>
+        <w:t xml:space="preserve">(</w:t>
+      </w:r>
+      <w:r>
+        <w:rPr>
+          <w:rStyle w:val="AttributeTok"/>
+        </w:rPr>
+        <w:t xml:space="preserve">x =</w:t>
+      </w:r>
+      <w:r>
+        <w:rPr>
+          <w:rStyle w:val="NormalTok"/>
+        </w:rPr>
+        <w:t xml:space="preserve"> activity), </w:t>
+      </w:r>
+      <w:r>
+        <w:rPr>
+          <w:rStyle w:val="AttributeTok"/>
+        </w:rPr>
+        <w:t xml:space="preserve">colour =</w:t>
+      </w:r>
+      <w:r>
+        <w:rPr>
+          <w:rStyle w:val="NormalTok"/>
+        </w:rPr>
+        <w:t xml:space="preserve"> </w:t>
+      </w:r>
+      <w:r>
+        <w:rPr>
+          <w:rStyle w:val="StringTok"/>
+        </w:rPr>
+        <w:t xml:space="preserve">"white"</w:t>
+      </w:r>
+      <w:r>
+        <w:rPr>
+          <w:rStyle w:val="NormalTok"/>
+        </w:rPr>
+        <w:t xml:space="preserve">, </w:t>
+      </w:r>
+      <w:r>
+        <w:rPr>
+          <w:rStyle w:val="AttributeTok"/>
+        </w:rPr>
+        <w:t xml:space="preserve">binwidth =</w:t>
+      </w:r>
+      <w:r>
+        <w:rPr>
+          <w:rStyle w:val="NormalTok"/>
+        </w:rPr>
+        <w:t xml:space="preserve"> </w:t>
+      </w:r>
+      <w:r>
+        <w:rPr>
+          <w:rStyle w:val="FloatTok"/>
+        </w:rPr>
+        <w:t xml:space="preserve">0.5</w:t>
+      </w:r>
+      <w:r>
+        <w:rPr>
+          <w:rStyle w:val="NormalTok"/>
+        </w:rPr>
+        <w:t xml:space="preserve">) </w:t>
+      </w:r>
+      <w:r>
+        <w:rPr>
+          <w:rStyle w:val="SpecialCharTok"/>
+        </w:rPr>
+        <w:t xml:space="preserve">+</w:t>
+      </w:r>
+      <w:r>
+        <w:br/>
+      </w:r>
+      <w:r>
+        <w:rPr>
+          <w:rStyle w:val="NormalTok"/>
+        </w:rPr>
+        <w:t xml:space="preserve">  </w:t>
+      </w:r>
+      <w:r>
+        <w:rPr>
+          <w:rStyle w:val="FunctionTok"/>
+        </w:rPr>
+        <w:t xml:space="preserve">theme_minimal</w:t>
+      </w:r>
+      <w:r>
+        <w:rPr>
+          <w:rStyle w:val="NormalTok"/>
+        </w:rPr>
+        <w:t xml:space="preserve">()</w:t>
+      </w:r>
+      <w:r>
+        <w:br/>
+      </w:r>
+      <w:r>
+        <w:br/>
+      </w:r>
+      <w:r>
+        <w:rPr>
+          <w:rStyle w:val="FunctionTok"/>
+        </w:rPr>
+        <w:t xml:space="preserve">ggplot</w:t>
+      </w:r>
+      <w:r>
+        <w:rPr>
+          <w:rStyle w:val="NormalTok"/>
+        </w:rPr>
+        <w:t xml:space="preserve">(lemur) </w:t>
+      </w:r>
+      <w:r>
+        <w:rPr>
+          <w:rStyle w:val="SpecialCharTok"/>
+        </w:rPr>
+        <w:t xml:space="preserve">+</w:t>
+      </w:r>
+      <w:r>
+        <w:br/>
+      </w:r>
+      <w:r>
+        <w:rPr>
+          <w:rStyle w:val="NormalTok"/>
+        </w:rPr>
+        <w:t xml:space="preserve">  </w:t>
+      </w:r>
+      <w:r>
+        <w:rPr>
+          <w:rStyle w:val="FunctionTok"/>
+        </w:rPr>
+        <w:t xml:space="preserve">geom_histogram</w:t>
+      </w:r>
+      <w:r>
+        <w:rPr>
+          <w:rStyle w:val="NormalTok"/>
+        </w:rPr>
+        <w:t xml:space="preserve">(</w:t>
+      </w:r>
+      <w:r>
+        <w:rPr>
+          <w:rStyle w:val="FunctionTok"/>
+        </w:rPr>
+        <w:t xml:space="preserve">aes</w:t>
+      </w:r>
+      <w:r>
+        <w:rPr>
+          <w:rStyle w:val="NormalTok"/>
+        </w:rPr>
+        <w:t xml:space="preserve">(</w:t>
+      </w:r>
+      <w:r>
+        <w:rPr>
+          <w:rStyle w:val="AttributeTok"/>
+        </w:rPr>
+        <w:t xml:space="preserve">x =</w:t>
+      </w:r>
+      <w:r>
+        <w:rPr>
+          <w:rStyle w:val="NormalTok"/>
+        </w:rPr>
+        <w:t xml:space="preserve"> activity, </w:t>
+      </w:r>
+      <w:r>
+        <w:rPr>
+          <w:rStyle w:val="AttributeTok"/>
+        </w:rPr>
+        <w:t xml:space="preserve">fill =</w:t>
+      </w:r>
+      <w:r>
+        <w:rPr>
+          <w:rStyle w:val="NormalTok"/>
+        </w:rPr>
+        <w:t xml:space="preserve"> habitat), </w:t>
+      </w:r>
+      <w:r>
+        <w:br/>
+      </w:r>
+      <w:r>
+        <w:rPr>
+          <w:rStyle w:val="NormalTok"/>
+        </w:rPr>
+        <w:t xml:space="preserve">                 </w:t>
+      </w:r>
+      <w:r>
+        <w:rPr>
+          <w:rStyle w:val="AttributeTok"/>
+        </w:rPr>
+        <w:t xml:space="preserve">colour =</w:t>
+      </w:r>
+      <w:r>
+        <w:rPr>
+          <w:rStyle w:val="NormalTok"/>
+        </w:rPr>
+        <w:t xml:space="preserve"> </w:t>
+      </w:r>
+      <w:r>
+        <w:rPr>
+          <w:rStyle w:val="StringTok"/>
+        </w:rPr>
+        <w:t xml:space="preserve">"white"</w:t>
+      </w:r>
+      <w:r>
+        <w:rPr>
+          <w:rStyle w:val="NormalTok"/>
+        </w:rPr>
+        <w:t xml:space="preserve">, </w:t>
+      </w:r>
+      <w:r>
+        <w:rPr>
+          <w:rStyle w:val="AttributeTok"/>
+        </w:rPr>
+        <w:t xml:space="preserve">binwidth =</w:t>
+      </w:r>
+      <w:r>
+        <w:rPr>
+          <w:rStyle w:val="NormalTok"/>
+        </w:rPr>
+        <w:t xml:space="preserve"> </w:t>
+      </w:r>
+      <w:r>
+        <w:rPr>
+          <w:rStyle w:val="FloatTok"/>
+        </w:rPr>
+        <w:t xml:space="preserve">0.5</w:t>
+      </w:r>
+      <w:r>
+        <w:rPr>
+          <w:rStyle w:val="NormalTok"/>
+        </w:rPr>
+        <w:t xml:space="preserve">) </w:t>
+      </w:r>
+      <w:r>
+        <w:rPr>
+          <w:rStyle w:val="SpecialCharTok"/>
+        </w:rPr>
+        <w:t xml:space="preserve">+</w:t>
+      </w:r>
+      <w:r>
+        <w:rPr>
+          <w:rStyle w:val="NormalTok"/>
+        </w:rPr>
+        <w:t xml:space="preserve"> </w:t>
+      </w:r>
+      <w:r>
+        <w:br/>
+      </w:r>
+      <w:r>
+        <w:rPr>
+          <w:rStyle w:val="NormalTok"/>
+        </w:rPr>
+        <w:t xml:space="preserve">  </w:t>
+      </w:r>
+      <w:r>
+        <w:rPr>
+          <w:rStyle w:val="FunctionTok"/>
+        </w:rPr>
+        <w:t xml:space="preserve">theme_minimal</w:t>
+      </w:r>
+      <w:r>
+        <w:rPr>
+          <w:rStyle w:val="NormalTok"/>
+        </w:rPr>
+        <w:t xml:space="preserve">()</w:t>
+      </w:r>
+      <w:r>
+        <w:br/>
+      </w:r>
+      <w:r>
+        <w:rPr>
+          <w:rStyle w:val="CommentTok"/>
+        </w:rPr>
+        <w:t xml:space="preserve"># Data entry mistake spotted</w:t>
+      </w:r>
+      <w:r>
+        <w:br/>
+      </w:r>
+      <w:r>
+        <w:rPr>
+          <w:rStyle w:val="CommentTok"/>
+        </w:rPr>
+        <w:t xml:space="preserve"># One habitat is recorded as "Rain forest" and not "Rainforest"</w:t>
+      </w:r>
+      <w:r>
+        <w:br/>
+      </w:r>
+      <w:r>
+        <w:rPr>
+          <w:rStyle w:val="CommentTok"/>
+        </w:rPr>
+        <w:t xml:space="preserve"># Obviously a mistake, so happy to correct without confirmation</w:t>
+      </w:r>
+      <w:r>
+        <w:br/>
+      </w:r>
+      <w:r>
+        <w:br/>
+      </w:r>
+      <w:r>
+        <w:rPr>
+          <w:rStyle w:val="CommentTok"/>
+        </w:rPr>
+        <w:t xml:space="preserve"># Correcting data entry mistake -----------------</w:t>
+      </w:r>
+      <w:r>
+        <w:br/>
+      </w:r>
+      <w:r>
+        <w:rPr>
+          <w:rStyle w:val="NormalTok"/>
+        </w:rPr>
+        <w:t xml:space="preserve">lemur</w:t>
+      </w:r>
+      <w:r>
+        <w:rPr>
+          <w:rStyle w:val="SpecialCharTok"/>
+        </w:rPr>
+        <w:t xml:space="preserve">$</w:t>
+      </w:r>
+      <w:r>
+        <w:rPr>
+          <w:rStyle w:val="NormalTok"/>
+        </w:rPr>
+        <w:t xml:space="preserve">habitat[lemur</w:t>
+      </w:r>
+      <w:r>
+        <w:rPr>
+          <w:rStyle w:val="SpecialCharTok"/>
+        </w:rPr>
+        <w:t xml:space="preserve">$</w:t>
+      </w:r>
+      <w:r>
+        <w:rPr>
+          <w:rStyle w:val="NormalTok"/>
+        </w:rPr>
+        <w:t xml:space="preserve">habitat </w:t>
+      </w:r>
+      <w:r>
+        <w:rPr>
+          <w:rStyle w:val="SpecialCharTok"/>
+        </w:rPr>
+        <w:t xml:space="preserve">==</w:t>
+      </w:r>
+      <w:r>
+        <w:rPr>
+          <w:rStyle w:val="NormalTok"/>
+        </w:rPr>
+        <w:t xml:space="preserve"> </w:t>
+      </w:r>
+      <w:r>
+        <w:rPr>
+          <w:rStyle w:val="StringTok"/>
+        </w:rPr>
+        <w:t xml:space="preserve">"Rain forest"</w:t>
+      </w:r>
+      <w:r>
+        <w:rPr>
+          <w:rStyle w:val="NormalTok"/>
+        </w:rPr>
+        <w:t xml:space="preserve">] </w:t>
+      </w:r>
+      <w:r>
+        <w:rPr>
+          <w:rStyle w:val="OtherTok"/>
+        </w:rPr>
+        <w:t xml:space="preserve">&lt;-</w:t>
+      </w:r>
+      <w:r>
+        <w:rPr>
+          <w:rStyle w:val="NormalTok"/>
+        </w:rPr>
+        <w:t xml:space="preserve"> </w:t>
+      </w:r>
+      <w:r>
+        <w:rPr>
+          <w:rStyle w:val="StringTok"/>
+        </w:rPr>
+        <w:t xml:space="preserve">"Rainforest"</w:t>
+      </w:r>
+      <w:r>
+        <w:br/>
+      </w:r>
+      <w:r>
+        <w:br/>
+      </w:r>
+      <w:r>
+        <w:rPr>
+          <w:rStyle w:val="CommentTok"/>
+        </w:rPr>
+        <w:t xml:space="preserve"># Check if correction worked</w:t>
+      </w:r>
+      <w:r>
+        <w:br/>
+      </w:r>
+      <w:r>
+        <w:rPr>
+          <w:rStyle w:val="FunctionTok"/>
+        </w:rPr>
+        <w:t xml:space="preserve">ggplot</w:t>
+      </w:r>
+      <w:r>
+        <w:rPr>
+          <w:rStyle w:val="NormalTok"/>
+        </w:rPr>
+        <w:t xml:space="preserve">(lemur) </w:t>
+      </w:r>
+      <w:r>
+        <w:rPr>
+          <w:rStyle w:val="SpecialCharTok"/>
+        </w:rPr>
+        <w:t xml:space="preserve">+</w:t>
+      </w:r>
+      <w:r>
+        <w:br/>
+      </w:r>
+      <w:r>
+        <w:rPr>
+          <w:rStyle w:val="NormalTok"/>
+        </w:rPr>
+        <w:t xml:space="preserve">  </w:t>
+      </w:r>
+      <w:r>
+        <w:rPr>
+          <w:rStyle w:val="FunctionTok"/>
+        </w:rPr>
+        <w:t xml:space="preserve">geom_histogram</w:t>
+      </w:r>
+      <w:r>
+        <w:rPr>
+          <w:rStyle w:val="NormalTok"/>
+        </w:rPr>
+        <w:t xml:space="preserve">(</w:t>
+      </w:r>
+      <w:r>
+        <w:rPr>
+          <w:rStyle w:val="FunctionTok"/>
+        </w:rPr>
+        <w:t xml:space="preserve">aes</w:t>
+      </w:r>
+      <w:r>
+        <w:rPr>
+          <w:rStyle w:val="NormalTok"/>
+        </w:rPr>
+        <w:t xml:space="preserve">(</w:t>
+      </w:r>
+      <w:r>
+        <w:rPr>
+          <w:rStyle w:val="AttributeTok"/>
+        </w:rPr>
+        <w:t xml:space="preserve">x =</w:t>
+      </w:r>
+      <w:r>
+        <w:rPr>
+          <w:rStyle w:val="NormalTok"/>
+        </w:rPr>
+        <w:t xml:space="preserve"> activity, </w:t>
+      </w:r>
+      <w:r>
+        <w:rPr>
+          <w:rStyle w:val="AttributeTok"/>
+        </w:rPr>
+        <w:t xml:space="preserve">fill =</w:t>
+      </w:r>
+      <w:r>
+        <w:rPr>
+          <w:rStyle w:val="NormalTok"/>
+        </w:rPr>
+        <w:t xml:space="preserve"> habitat), </w:t>
+      </w:r>
+      <w:r>
+        <w:br/>
+      </w:r>
+      <w:r>
+        <w:rPr>
+          <w:rStyle w:val="NormalTok"/>
+        </w:rPr>
+        <w:t xml:space="preserve">                 </w:t>
+      </w:r>
+      <w:r>
+        <w:rPr>
+          <w:rStyle w:val="AttributeTok"/>
+        </w:rPr>
+        <w:t xml:space="preserve">colour =</w:t>
+      </w:r>
+      <w:r>
+        <w:rPr>
+          <w:rStyle w:val="NormalTok"/>
+        </w:rPr>
+        <w:t xml:space="preserve"> </w:t>
+      </w:r>
+      <w:r>
+        <w:rPr>
+          <w:rStyle w:val="StringTok"/>
+        </w:rPr>
+        <w:t xml:space="preserve">"white"</w:t>
+      </w:r>
+      <w:r>
+        <w:rPr>
+          <w:rStyle w:val="NormalTok"/>
+        </w:rPr>
+        <w:t xml:space="preserve">, </w:t>
+      </w:r>
+      <w:r>
+        <w:rPr>
+          <w:rStyle w:val="AttributeTok"/>
+        </w:rPr>
+        <w:t xml:space="preserve">binwidth =</w:t>
+      </w:r>
+      <w:r>
+        <w:rPr>
+          <w:rStyle w:val="NormalTok"/>
+        </w:rPr>
+        <w:t xml:space="preserve"> </w:t>
+      </w:r>
+      <w:r>
+        <w:rPr>
+          <w:rStyle w:val="FloatTok"/>
+        </w:rPr>
+        <w:t xml:space="preserve">0.5</w:t>
+      </w:r>
+      <w:r>
+        <w:rPr>
+          <w:rStyle w:val="NormalTok"/>
+        </w:rPr>
+        <w:t xml:space="preserve">) </w:t>
+      </w:r>
+      <w:r>
+        <w:rPr>
+          <w:rStyle w:val="SpecialCharTok"/>
+        </w:rPr>
+        <w:t xml:space="preserve">+</w:t>
+      </w:r>
+      <w:r>
+        <w:rPr>
+          <w:rStyle w:val="NormalTok"/>
+        </w:rPr>
+        <w:t xml:space="preserve"> </w:t>
+      </w:r>
+      <w:r>
+        <w:br/>
+      </w:r>
+      <w:r>
+        <w:rPr>
+          <w:rStyle w:val="NormalTok"/>
+        </w:rPr>
+        <w:t xml:space="preserve">  </w:t>
+      </w:r>
+      <w:r>
+        <w:rPr>
+          <w:rStyle w:val="FunctionTok"/>
+        </w:rPr>
+        <w:t xml:space="preserve">theme_minimal</w:t>
+      </w:r>
+      <w:r>
+        <w:rPr>
+          <w:rStyle w:val="NormalTok"/>
+        </w:rPr>
+        <w:t xml:space="preserve">()</w:t>
+      </w:r>
+      <w:r>
+        <w:br/>
+      </w:r>
+      <w:r>
+        <w:br/>
+      </w:r>
+      <w:r>
+        <w:rPr>
+          <w:rStyle w:val="CommentTok"/>
+        </w:rPr>
+        <w:t xml:space="preserve"># Hidden assumption ----------------------------</w:t>
+      </w:r>
+      <w:r>
+        <w:br/>
+      </w:r>
+      <w:r>
+        <w:rPr>
+          <w:rStyle w:val="CommentTok"/>
+        </w:rPr>
+        <w:t xml:space="preserve"># - Validity - Unsure how activity is measured but must be hard. Seems possible that accuracy changes in different </w:t>
+      </w:r>
+      <w:r>
+        <w:br/>
+      </w:r>
+      <w:r>
+        <w:rPr>
+          <w:rStyle w:val="CommentTok"/>
+        </w:rPr>
+        <w:t xml:space="preserve"># habitats? E.g. easier to keep track of lemurs in dry forest than rain forest?</w:t>
+      </w:r>
+      <w:r>
+        <w:br/>
+      </w:r>
+      <w:r>
+        <w:rPr>
+          <w:rStyle w:val="CommentTok"/>
+        </w:rPr>
+        <w:t xml:space="preserve"># - Equal variance? - Seems likely that some amount of variation may differ between habitats? Something to check.</w:t>
+      </w:r>
+      <w:r>
+        <w:br/>
+      </w:r>
+      <w:r>
+        <w:br/>
+      </w:r>
+      <w:r>
+        <w:rPr>
+          <w:rStyle w:val="CommentTok"/>
+        </w:rPr>
+        <w:t xml:space="preserve"># Model fit ------------------------------------</w:t>
+      </w:r>
+      <w:r>
+        <w:br/>
+      </w:r>
+      <w:r>
+        <w:rPr>
+          <w:rStyle w:val="NormalTok"/>
+        </w:rPr>
+        <w:t xml:space="preserve">lem_mod </w:t>
+      </w:r>
+      <w:r>
+        <w:rPr>
+          <w:rStyle w:val="OtherTok"/>
+        </w:rPr>
+        <w:t xml:space="preserve">&lt;-</w:t>
+      </w:r>
+      <w:r>
+        <w:rPr>
+          <w:rStyle w:val="NormalTok"/>
+        </w:rPr>
+        <w:t xml:space="preserve"> </w:t>
+      </w:r>
+      <w:r>
+        <w:rPr>
+          <w:rStyle w:val="FunctionTok"/>
+        </w:rPr>
+        <w:t xml:space="preserve">lm</w:t>
+      </w:r>
+      <w:r>
+        <w:rPr>
+          <w:rStyle w:val="NormalTok"/>
+        </w:rPr>
+        <w:t xml:space="preserve">(activity </w:t>
+      </w:r>
+      <w:r>
+        <w:rPr>
+          <w:rStyle w:val="SpecialCharTok"/>
+        </w:rPr>
+        <w:t xml:space="preserve">~</w:t>
+      </w:r>
+      <w:r>
+        <w:rPr>
+          <w:rStyle w:val="NormalTok"/>
+        </w:rPr>
+        <w:t xml:space="preserve"> habitat, </w:t>
+      </w:r>
+      <w:r>
+        <w:rPr>
+          <w:rStyle w:val="AttributeTok"/>
+        </w:rPr>
+        <w:t xml:space="preserve">data =</w:t>
+      </w:r>
+      <w:r>
+        <w:rPr>
+          <w:rStyle w:val="NormalTok"/>
+        </w:rPr>
+        <w:t xml:space="preserve"> lemur)</w:t>
+      </w:r>
+      <w:r>
+        <w:br/>
+      </w:r>
+      <w:r>
+        <w:br/>
+      </w:r>
+      <w:r>
+        <w:rPr>
+          <w:rStyle w:val="CommentTok"/>
+        </w:rPr>
+        <w:t xml:space="preserve"># Diagnose -------------------------------------</w:t>
+      </w:r>
+      <w:r>
+        <w:br/>
+      </w:r>
+      <w:r>
+        <w:rPr>
+          <w:rStyle w:val="CommentTok"/>
+        </w:rPr>
+        <w:t xml:space="preserve"># Left for Friday</w:t>
+      </w:r>
+      <w:r>
+        <w:br/>
+      </w:r>
+      <w:r>
+        <w:rPr>
+          <w:rStyle w:val="FunctionTok"/>
+        </w:rPr>
+        <w:t xml:space="preserve">par</w:t>
+      </w:r>
+      <w:r>
+        <w:rPr>
+          <w:rStyle w:val="NormalTok"/>
+        </w:rPr>
+        <w:t xml:space="preserve">(</w:t>
+      </w:r>
+      <w:r>
+        <w:rPr>
+          <w:rStyle w:val="AttributeTok"/>
+        </w:rPr>
+        <w:t xml:space="preserve">mfrow =</w:t>
+      </w:r>
+      <w:r>
+        <w:rPr>
+          <w:rStyle w:val="NormalTok"/>
+        </w:rPr>
+        <w:t xml:space="preserve"> </w:t>
+      </w:r>
+      <w:r>
+        <w:rPr>
+          <w:rStyle w:val="FunctionTok"/>
+        </w:rPr>
+        <w:t xml:space="preserve">c</w:t>
+      </w:r>
+      <w:r>
+        <w:rPr>
+          <w:rStyle w:val="NormalTok"/>
+        </w:rPr>
+        <w:t xml:space="preserve">(</w:t>
+      </w:r>
+      <w:r>
+        <w:rPr>
+          <w:rStyle w:val="DecValTok"/>
+        </w:rPr>
+        <w:t xml:space="preserve">2</w:t>
+      </w:r>
+      <w:r>
+        <w:rPr>
+          <w:rStyle w:val="NormalTok"/>
+        </w:rPr>
+        <w:t xml:space="preserve">,</w:t>
+      </w:r>
+      <w:r>
+        <w:rPr>
+          <w:rStyle w:val="DecValTok"/>
+        </w:rPr>
+        <w:t xml:space="preserve">2</w:t>
+      </w:r>
+      <w:r>
+        <w:rPr>
+          <w:rStyle w:val="NormalTok"/>
+        </w:rPr>
+        <w:t xml:space="preserve">))</w:t>
+      </w:r>
+      <w:r>
+        <w:br/>
+      </w:r>
+      <w:r>
+        <w:rPr>
+          <w:rStyle w:val="FunctionTok"/>
+        </w:rPr>
+        <w:t xml:space="preserve">plot</w:t>
+      </w:r>
+      <w:r>
+        <w:rPr>
+          <w:rStyle w:val="NormalTok"/>
+        </w:rPr>
+        <w:t xml:space="preserve">(lem_mod)</w:t>
+      </w:r>
+      <w:r>
+        <w:br/>
+      </w:r>
+      <w:r>
+        <w:rPr>
+          <w:rStyle w:val="FunctionTok"/>
+        </w:rPr>
+        <w:t xml:space="preserve">par</w:t>
+      </w:r>
+      <w:r>
+        <w:rPr>
+          <w:rStyle w:val="NormalTok"/>
+        </w:rPr>
+        <w:t xml:space="preserve">(</w:t>
+      </w:r>
+      <w:r>
+        <w:rPr>
+          <w:rStyle w:val="AttributeTok"/>
+        </w:rPr>
+        <w:t xml:space="preserve">mfrow =</w:t>
+      </w:r>
+      <w:r>
+        <w:rPr>
+          <w:rStyle w:val="NormalTok"/>
+        </w:rPr>
+        <w:t xml:space="preserve"> </w:t>
+      </w:r>
+      <w:r>
+        <w:rPr>
+          <w:rStyle w:val="FunctionTok"/>
+        </w:rPr>
+        <w:t xml:space="preserve">c</w:t>
+      </w:r>
+      <w:r>
+        <w:rPr>
+          <w:rStyle w:val="NormalTok"/>
+        </w:rPr>
+        <w:t xml:space="preserve">(</w:t>
+      </w:r>
+      <w:r>
+        <w:rPr>
+          <w:rStyle w:val="DecValTok"/>
+        </w:rPr>
+        <w:t xml:space="preserve">1</w:t>
+      </w:r>
+      <w:r>
+        <w:rPr>
+          <w:rStyle w:val="NormalTok"/>
+        </w:rPr>
+        <w:t xml:space="preserve">,</w:t>
+      </w:r>
+      <w:r>
+        <w:rPr>
+          <w:rStyle w:val="DecValTok"/>
+        </w:rPr>
+        <w:t xml:space="preserve">1</w:t>
+      </w:r>
+      <w:r>
+        <w:rPr>
+          <w:rStyle w:val="NormalTok"/>
+        </w:rPr>
+        <w:t xml:space="preserve">))</w:t>
+      </w:r>
+      <w:r>
+        <w:br/>
+      </w:r>
+      <w:r>
+        <w:rPr>
+          <w:rStyle w:val="CommentTok"/>
+        </w:rPr>
+        <w:t xml:space="preserve"># Super obvious non-linear relationship, especially in Residuals vs Fitted</w:t>
+      </w:r>
+      <w:r>
+        <w:br/>
+      </w:r>
+      <w:r>
+        <w:rPr>
+          <w:rStyle w:val="CommentTok"/>
+        </w:rPr>
+        <w:t xml:space="preserve"># Can kinda also see weird waves in Scale-Location but less obvious</w:t>
+      </w:r>
+      <w:r>
+        <w:br/>
+      </w:r>
+      <w:r>
+        <w:rPr>
+          <w:rStyle w:val="CommentTok"/>
+        </w:rPr>
+        <w:t xml:space="preserve"># Q-Q looks fine (but also generally care least about this one)</w:t>
+      </w:r>
+      <w:r>
+        <w:br/>
+      </w:r>
+      <w:r>
+        <w:rPr>
+          <w:rStyle w:val="CommentTok"/>
+        </w:rPr>
+        <w:t xml:space="preserve"># Residuals vs Leverage looks good as well (far from contour lines - can't even see them)</w:t>
+      </w:r>
+      <w:r>
+        <w:br/>
+      </w:r>
+      <w:r>
+        <w:br/>
+      </w:r>
+      <w:r>
+        <w:rPr>
+          <w:rStyle w:val="CommentTok"/>
+        </w:rPr>
+        <w:t xml:space="preserve"># Summarise ------------------------------------</w:t>
+      </w:r>
+      <w:r>
+        <w:br/>
+      </w:r>
+      <w:r>
+        <w:rPr>
+          <w:rStyle w:val="FunctionTok"/>
+        </w:rPr>
+        <w:t xml:space="preserve">summary</w:t>
+      </w:r>
+      <w:r>
+        <w:rPr>
+          <w:rStyle w:val="NormalTok"/>
+        </w:rPr>
+        <w:t xml:space="preserve">(lem_mod)</w:t>
+      </w:r>
+      <w:r>
+        <w:br/>
+      </w:r>
+      <w:r>
+        <w:rPr>
+          <w:rStyle w:val="CommentTok"/>
+        </w:rPr>
+        <w:t xml:space="preserve"># Model predicts 7.9 hours of activity in Dry forests</w:t>
+      </w:r>
+      <w:r>
+        <w:br/>
+      </w:r>
+      <w:r>
+        <w:rPr>
+          <w:rStyle w:val="CommentTok"/>
+        </w:rPr>
+        <w:t xml:space="preserve"># 1.05 hours *less* activity in Mangroves (so 6.85 hours total)</w:t>
+      </w:r>
+      <w:r>
+        <w:br/>
+      </w:r>
+      <w:r>
+        <w:rPr>
+          <w:rStyle w:val="CommentTok"/>
+        </w:rPr>
+        <w:t xml:space="preserve"># 1.8 hours *more* activity in Rainforests (so 9.7 hours total)</w:t>
+      </w:r>
+      <w:r>
+        <w:br/>
+      </w:r>
+      <w:r>
+        <w:rPr>
+          <w:rStyle w:val="CommentTok"/>
+        </w:rPr>
+        <w:t xml:space="preserve"># 1.8 hours *less* activity in Spiny Forests (so 6.1 hours total)</w:t>
+      </w:r>
+      <w:r>
+        <w:br/>
+      </w:r>
+      <w:r>
+        <w:br/>
+      </w:r>
+      <w:r>
+        <w:rPr>
+          <w:rStyle w:val="NormalTok"/>
+        </w:rPr>
+        <w:t xml:space="preserve">preds </w:t>
+      </w:r>
+      <w:r>
+        <w:rPr>
+          <w:rStyle w:val="OtherTok"/>
+        </w:rPr>
+        <w:t xml:space="preserve">&lt;-</w:t>
+      </w:r>
+      <w:r>
+        <w:rPr>
+          <w:rStyle w:val="NormalTok"/>
+        </w:rPr>
+        <w:t xml:space="preserve"> </w:t>
+      </w:r>
+      <w:r>
+        <w:rPr>
+          <w:rStyle w:val="FunctionTok"/>
+        </w:rPr>
+        <w:t xml:space="preserve">ggpredict</w:t>
+      </w:r>
+      <w:r>
+        <w:rPr>
+          <w:rStyle w:val="NormalTok"/>
+        </w:rPr>
+        <w:t xml:space="preserve">(lem_mod)</w:t>
+      </w:r>
+      <w:r>
+        <w:br/>
+      </w:r>
+      <w:r>
+        <w:rPr>
+          <w:rStyle w:val="FunctionTok"/>
+        </w:rPr>
+        <w:t xml:space="preserve">plot</w:t>
+      </w:r>
+      <w:r>
+        <w:rPr>
+          <w:rStyle w:val="NormalTok"/>
+        </w:rPr>
+        <w:t xml:space="preserve">(preds)</w:t>
+      </w:r>
+      <w:r>
+        <w:br/>
+      </w:r>
+      <w:r>
+        <w:br/>
+      </w:r>
+      <w:r>
+        <w:rPr>
+          <w:rStyle w:val="CommentTok"/>
+        </w:rPr>
+        <w:t xml:space="preserve"># Interpret -----------------------------------</w:t>
+      </w:r>
+      <w:r>
+        <w:br/>
+      </w:r>
+      <w:r>
+        <w:rPr>
+          <w:rStyle w:val="CommentTok"/>
+        </w:rPr>
+        <w:t xml:space="preserve"># No issues identified in EDA (diagnoses on Friday) so can provide inference</w:t>
+      </w:r>
+      <w:r>
+        <w:br/>
+      </w:r>
+      <w:r>
+        <w:rPr>
+          <w:rStyle w:val="CommentTok"/>
+        </w:rPr>
+        <w:t xml:space="preserve"># Lemurs most active in rain forests and least in spiny forests</w:t>
+      </w:r>
+      <w:r>
+        <w:br/>
+      </w:r>
+      <w:r>
+        <w:rPr>
+          <w:rStyle w:val="CommentTok"/>
+        </w:rPr>
+        <w:t xml:space="preserve"># May not imply rain forests are more important - this is just where they are most active</w:t>
+      </w:r>
+      <w:r>
+        <w:br/>
+      </w:r>
+      <w:r>
+        <w:rPr>
+          <w:rStyle w:val="CommentTok"/>
+        </w:rPr>
+        <w:t xml:space="preserve"># Potential that this may be biased by how easy it is to record activity in different habitats</w:t>
+      </w:r>
+    </w:p>
+    <w:bookmarkEnd w:id="48"/>
+    <w:bookmarkStart w:id="49" w:name="assumption-table"/>
     <w:p>
       <w:pPr>
         <w:pStyle w:val="Heading1"/>
@@ -5616,7 +7008,7 @@
         </w:tc>
       </w:tr>
     </w:tbl>
-    <w:bookmarkEnd w:id="43"/>
+    <w:bookmarkEnd w:id="49"/>
     <w:sectPr>
       <w:pgSz w:h="15840" w:w="12240"/>
       <w:pgMar w:bottom="1440" w:footer="720" w:gutter="0" w:header="720" w:left="1440" w:right="1440" w:top="1440"/>
